--- a/Task01/Original/正式成果/《檐下千秋》游戏策划案（正式文案·临时稿v3）.docx
+++ b/Task01/Original/正式成果/《檐下千秋》游戏策划案（正式文案·临时稿v3）.docx
@@ -2,15 +2,40 @@
 <file path=word/document.xml><?xml version="1.0" encoding="utf-8"?>
 <w:document xmlns:wpc="http://schemas.microsoft.com/office/word/2010/wordprocessingCanvas" xmlns:cx="http://schemas.microsoft.com/office/drawing/2014/chartex" xmlns:cx1="http://schemas.microsoft.com/office/drawing/2015/9/8/chartex" xmlns:cx2="http://schemas.microsoft.com/office/drawing/2015/10/21/chartex" xmlns:cx3="http://schemas.microsoft.com/office/drawing/2016/5/9/chartex" xmlns:cx4="http://schemas.microsoft.com/office/drawing/2016/5/10/chartex" xmlns:cx5="http://schemas.microsoft.com/office/drawing/2016/5/11/chartex" xmlns:cx6="http://schemas.microsoft.com/office/drawing/2016/5/12/chartex" xmlns:cx7="http://schemas.microsoft.com/office/drawing/2016/5/13/chartex" xmlns:cx8="http://schemas.microsoft.com/office/drawing/2016/5/14/chartex" xmlns:mc="http://schemas.openxmlformats.org/markup-compatibility/2006" xmlns:aink="http://schemas.microsoft.com/office/drawing/2016/ink" xmlns:am3d="http://schemas.microsoft.com/office/drawing/2017/model3d" xmlns:o="urn:schemas-microsoft-com:office:office" xmlns:oel="http://schemas.microsoft.com/office/2019/extlst" xmlns:r="http://schemas.openxmlformats.org/officeDocument/2006/relationships" xmlns:m="http://schemas.openxmlformats.org/officeDocument/2006/math" xmlns:v="urn:schemas-microsoft-com:vml" xmlns:wp14="http://schemas.microsoft.com/office/word/2010/wordprocessingDrawing" xmlns:wp="http://schemas.openxmlformats.org/drawingml/2006/wordprocessingDrawing" xmlns:w10="urn:schemas-microsoft-com:office:word" xmlns:w="http://schemas.openxmlformats.org/wordprocessingml/2006/main" xmlns:w14="http://schemas.microsoft.com/office/word/2010/wordml" xmlns:w15="http://schemas.microsoft.com/office/word/2012/wordml" xmlns:w16cex="http://schemas.microsoft.com/office/word/2018/wordml/cex" xmlns:w16cid="http://schemas.microsoft.com/office/word/2016/wordml/cid" xmlns:w16="http://schemas.microsoft.com/office/word/2018/wordml" xmlns:w16du="http://schemas.microsoft.com/office/word/2023/wordml/word16du" xmlns:w16sdtdh="http://schemas.microsoft.com/office/word/2020/wordml/sdtdatahash" xmlns:w16sdtfl="http://schemas.microsoft.com/office/word/2024/wordml/sdtformatlock" xmlns:w16se="http://schemas.microsoft.com/office/word/2015/wordml/symex" xmlns:wpg="http://schemas.microsoft.com/office/word/2010/wordprocessingGroup" xmlns:wpi="http://schemas.microsoft.com/office/word/2010/wordprocessingInk" xmlns:wne="http://schemas.microsoft.com/office/word/2006/wordml" xmlns:wps="http://schemas.microsoft.com/office/word/2010/wordprocessingShape" mc:Ignorable="w14 w15 w16se w16cid w16 w16cex w16sdtdh w16sdtfl w16du wp14">
   <w:body>
-    <w:p/>
-    <w:p/>
-    <w:p/>
-    <w:p/>
+    <w:p>
+      <w:pPr>
+        <w:rPr>
+          <w:rFonts w:hint="eastAsia"/>
+        </w:rPr>
+      </w:pPr>
+    </w:p>
+    <w:p>
+      <w:pPr>
+        <w:rPr>
+          <w:rFonts w:hint="eastAsia"/>
+        </w:rPr>
+      </w:pPr>
+    </w:p>
+    <w:p>
+      <w:pPr>
+        <w:rPr>
+          <w:rFonts w:hint="eastAsia"/>
+        </w:rPr>
+      </w:pPr>
+    </w:p>
+    <w:p>
+      <w:pPr>
+        <w:rPr>
+          <w:rFonts w:hint="eastAsia"/>
+        </w:rPr>
+      </w:pPr>
+    </w:p>
     <w:p>
       <w:pPr>
         <w:spacing w:line="360" w:lineRule="auto"/>
         <w:jc w:val="center"/>
         <w:rPr>
+          <w:rFonts w:hint="eastAsia"/>
           <w:lang w:eastAsia="zh-CN"/>
         </w:rPr>
       </w:pPr>
@@ -29,6 +54,7 @@
         <w:spacing w:line="360" w:lineRule="auto"/>
         <w:jc w:val="center"/>
         <w:rPr>
+          <w:rFonts w:hint="eastAsia"/>
           <w:lang w:eastAsia="zh-CN"/>
         </w:rPr>
       </w:pPr>
@@ -45,6 +71,7 @@
     <w:p>
       <w:pPr>
         <w:rPr>
+          <w:rFonts w:hint="eastAsia"/>
           <w:lang w:eastAsia="zh-CN"/>
         </w:rPr>
       </w:pPr>
@@ -52,6 +79,7 @@
     <w:p>
       <w:pPr>
         <w:rPr>
+          <w:rFonts w:hint="eastAsia"/>
           <w:lang w:eastAsia="zh-CN"/>
         </w:rPr>
       </w:pPr>
@@ -59,6 +87,7 @@
     <w:p>
       <w:pPr>
         <w:rPr>
+          <w:rFonts w:hint="eastAsia"/>
           <w:lang w:eastAsia="zh-CN"/>
         </w:rPr>
       </w:pPr>
@@ -68,6 +97,7 @@
         <w:spacing w:line="480" w:lineRule="auto"/>
         <w:jc w:val="center"/>
         <w:rPr>
+          <w:rFonts w:hint="eastAsia"/>
           <w:lang w:eastAsia="zh-CN"/>
         </w:rPr>
       </w:pPr>
@@ -85,6 +115,7 @@
         <w:spacing w:line="480" w:lineRule="auto"/>
         <w:jc w:val="center"/>
         <w:rPr>
+          <w:rFonts w:hint="eastAsia"/>
           <w:lang w:eastAsia="zh-CN"/>
         </w:rPr>
       </w:pPr>
@@ -111,6 +142,7 @@
         <w:spacing w:line="480" w:lineRule="auto"/>
         <w:jc w:val="center"/>
         <w:rPr>
+          <w:rFonts w:hint="eastAsia"/>
           <w:lang w:eastAsia="zh-CN"/>
         </w:rPr>
       </w:pPr>
@@ -137,6 +169,7 @@
         <w:spacing w:line="480" w:lineRule="auto"/>
         <w:jc w:val="center"/>
         <w:rPr>
+          <w:rFonts w:hint="eastAsia"/>
           <w:lang w:eastAsia="zh-CN"/>
         </w:rPr>
       </w:pPr>
@@ -152,6 +185,7 @@
     <w:p>
       <w:pPr>
         <w:rPr>
+          <w:rFonts w:hint="eastAsia"/>
           <w:lang w:eastAsia="zh-CN"/>
         </w:rPr>
       </w:pPr>
@@ -159,6 +193,7 @@
     <w:p>
       <w:pPr>
         <w:rPr>
+          <w:rFonts w:hint="eastAsia"/>
           <w:lang w:eastAsia="zh-CN"/>
         </w:rPr>
       </w:pPr>
@@ -166,6 +201,7 @@
     <w:p>
       <w:pPr>
         <w:rPr>
+          <w:rFonts w:hint="eastAsia"/>
           <w:lang w:eastAsia="zh-CN"/>
         </w:rPr>
       </w:pPr>
@@ -175,6 +211,7 @@
         <w:spacing w:line="360" w:lineRule="auto"/>
         <w:jc w:val="center"/>
         <w:rPr>
+          <w:rFonts w:hint="eastAsia"/>
           <w:lang w:eastAsia="zh-CN"/>
         </w:rPr>
       </w:pPr>
@@ -189,6 +226,7 @@
     <w:p>
       <w:pPr>
         <w:rPr>
+          <w:rFonts w:hint="eastAsia"/>
           <w:lang w:eastAsia="zh-CN"/>
         </w:rPr>
       </w:pPr>
@@ -205,6 +243,7 @@
         <w:jc w:val="center"/>
         <w:outlineLvl w:val="0"/>
         <w:rPr>
+          <w:rFonts w:hint="eastAsia"/>
           <w:lang w:eastAsia="zh-CN"/>
         </w:rPr>
       </w:pPr>
@@ -225,6 +264,7 @@
         <w:spacing w:line="360" w:lineRule="auto"/>
         <w:ind w:firstLineChars="200" w:firstLine="480"/>
         <w:rPr>
+          <w:rFonts w:hint="eastAsia"/>
           <w:lang w:eastAsia="zh-CN"/>
         </w:rPr>
       </w:pPr>
@@ -241,6 +281,7 @@
         <w:spacing w:line="360" w:lineRule="auto"/>
         <w:ind w:firstLineChars="200" w:firstLine="480"/>
         <w:rPr>
+          <w:rFonts w:hint="eastAsia"/>
           <w:lang w:eastAsia="zh-CN"/>
         </w:rPr>
       </w:pPr>
@@ -258,6 +299,7 @@
         <w:jc w:val="center"/>
         <w:outlineLvl w:val="0"/>
         <w:rPr>
+          <w:rFonts w:hint="eastAsia"/>
           <w:lang w:eastAsia="zh-CN"/>
         </w:rPr>
       </w:pPr>
@@ -277,6 +319,7 @@
         <w:spacing w:before="240" w:after="120" w:line="360" w:lineRule="auto"/>
         <w:outlineLvl w:val="1"/>
         <w:rPr>
+          <w:rFonts w:hint="eastAsia"/>
           <w:lang w:eastAsia="zh-CN"/>
         </w:rPr>
       </w:pPr>
@@ -296,6 +339,7 @@
         <w:spacing w:line="360" w:lineRule="auto"/>
         <w:ind w:firstLineChars="200" w:firstLine="480"/>
         <w:rPr>
+          <w:rFonts w:hint="eastAsia"/>
           <w:lang w:eastAsia="zh-CN"/>
         </w:rPr>
       </w:pPr>
@@ -312,6 +356,7 @@
         <w:spacing w:line="360" w:lineRule="auto"/>
         <w:ind w:firstLineChars="200" w:firstLine="480"/>
         <w:rPr>
+          <w:rFonts w:hint="eastAsia"/>
           <w:lang w:eastAsia="zh-CN"/>
         </w:rPr>
       </w:pPr>
@@ -385,6 +430,7 @@
         <w:spacing w:before="240" w:after="120" w:line="360" w:lineRule="auto"/>
         <w:outlineLvl w:val="1"/>
         <w:rPr>
+          <w:rFonts w:hint="eastAsia"/>
           <w:lang w:eastAsia="zh-CN"/>
         </w:rPr>
       </w:pPr>
@@ -404,15 +450,16 @@
         <w:spacing w:line="360" w:lineRule="auto"/>
         <w:ind w:firstLineChars="200" w:firstLine="480"/>
         <w:rPr>
-          <w:lang w:eastAsia="zh-CN"/>
-        </w:rPr>
-      </w:pPr>
-      <w:r>
-        <w:rPr>
-          <w:szCs w:val="24"/>
-          <w:lang w:eastAsia="zh-CN"/>
-        </w:rPr>
-        <w:t>游戏类型定位为 2.5D 解密冒险 + 轻战斗。玩法重心为解密与叙事：</w:t>
+          <w:rFonts w:hint="eastAsia"/>
+          <w:lang w:eastAsia="zh-CN"/>
+        </w:rPr>
+      </w:pPr>
+      <w:r>
+        <w:rPr>
+          <w:szCs w:val="24"/>
+          <w:lang w:eastAsia="zh-CN"/>
+        </w:rPr>
+        <w:t>游戏类型定位为 2D 解密冒险 + 轻战斗。玩法重心为解密与叙事：</w:t>
       </w:r>
       <w:r>
         <w:rPr>
@@ -435,6 +482,7 @@
         <w:spacing w:line="360" w:lineRule="auto"/>
         <w:ind w:firstLineChars="200" w:firstLine="480"/>
         <w:rPr>
+          <w:rFonts w:hint="eastAsia"/>
           <w:lang w:eastAsia="zh-CN"/>
         </w:rPr>
       </w:pPr>
@@ -452,6 +500,7 @@
         <w:spacing w:before="240" w:after="120" w:line="360" w:lineRule="auto"/>
         <w:outlineLvl w:val="1"/>
         <w:rPr>
+          <w:rFonts w:hint="eastAsia"/>
           <w:lang w:eastAsia="zh-CN"/>
         </w:rPr>
       </w:pPr>
@@ -471,6 +520,7 @@
         <w:spacing w:line="360" w:lineRule="auto"/>
         <w:ind w:firstLineChars="200" w:firstLine="480"/>
         <w:rPr>
+          <w:rFonts w:hint="eastAsia"/>
           <w:lang w:eastAsia="zh-CN"/>
         </w:rPr>
       </w:pPr>
@@ -487,6 +537,7 @@
         <w:spacing w:before="240" w:after="120" w:line="360" w:lineRule="auto"/>
         <w:outlineLvl w:val="1"/>
         <w:rPr>
+          <w:rFonts w:hint="eastAsia"/>
           <w:lang w:eastAsia="zh-CN"/>
         </w:rPr>
       </w:pPr>
@@ -506,6 +557,7 @@
         <w:spacing w:line="360" w:lineRule="auto"/>
         <w:ind w:firstLineChars="200" w:firstLine="480"/>
         <w:rPr>
+          <w:rFonts w:hint="eastAsia"/>
           <w:lang w:eastAsia="zh-CN"/>
         </w:rPr>
       </w:pPr>
@@ -522,6 +574,7 @@
         <w:spacing w:before="240" w:after="120" w:line="360" w:lineRule="auto"/>
         <w:outlineLvl w:val="1"/>
         <w:rPr>
+          <w:rFonts w:hint="eastAsia"/>
           <w:lang w:eastAsia="zh-CN"/>
         </w:rPr>
       </w:pPr>
@@ -541,6 +594,7 @@
         <w:spacing w:line="360" w:lineRule="auto"/>
         <w:ind w:firstLineChars="200" w:firstLine="480"/>
         <w:rPr>
+          <w:rFonts w:hint="eastAsia"/>
           <w:lang w:eastAsia="zh-CN"/>
         </w:rPr>
       </w:pPr>
@@ -578,6 +632,7 @@
         <w:spacing w:line="360" w:lineRule="auto"/>
         <w:ind w:firstLineChars="200" w:firstLine="480"/>
         <w:rPr>
+          <w:rFonts w:hint="eastAsia"/>
           <w:lang w:eastAsia="zh-CN"/>
         </w:rPr>
       </w:pPr>
@@ -630,6 +685,7 @@
         <w:spacing w:before="240" w:after="120" w:line="360" w:lineRule="auto"/>
         <w:outlineLvl w:val="1"/>
         <w:rPr>
+          <w:rFonts w:hint="eastAsia"/>
           <w:lang w:eastAsia="zh-CN"/>
         </w:rPr>
       </w:pPr>
@@ -649,6 +705,7 @@
         <w:spacing w:line="360" w:lineRule="auto"/>
         <w:ind w:firstLineChars="200" w:firstLine="480"/>
         <w:rPr>
+          <w:rFonts w:hint="eastAsia"/>
           <w:lang w:eastAsia="zh-CN"/>
         </w:rPr>
       </w:pPr>
@@ -665,6 +722,7 @@
         <w:spacing w:line="360" w:lineRule="auto"/>
         <w:ind w:firstLineChars="200" w:firstLine="480"/>
         <w:rPr>
+          <w:rFonts w:hint="eastAsia"/>
           <w:lang w:eastAsia="zh-CN"/>
         </w:rPr>
       </w:pPr>
@@ -727,6 +785,7 @@
         <w:spacing w:line="360" w:lineRule="auto"/>
         <w:ind w:firstLineChars="200" w:firstLine="480"/>
         <w:rPr>
+          <w:rFonts w:hint="eastAsia"/>
           <w:lang w:eastAsia="zh-CN"/>
         </w:rPr>
       </w:pPr>
@@ -800,6 +859,7 @@
         <w:spacing w:line="360" w:lineRule="auto"/>
         <w:ind w:firstLineChars="200" w:firstLine="480"/>
         <w:rPr>
+          <w:rFonts w:hint="eastAsia"/>
           <w:lang w:eastAsia="zh-CN"/>
         </w:rPr>
       </w:pPr>
@@ -816,6 +876,7 @@
         <w:spacing w:line="360" w:lineRule="auto"/>
         <w:ind w:firstLineChars="200" w:firstLine="480"/>
         <w:rPr>
+          <w:rFonts w:hint="eastAsia"/>
           <w:lang w:eastAsia="zh-CN"/>
         </w:rPr>
       </w:pPr>
@@ -862,6 +923,7 @@
         <w:spacing w:line="360" w:lineRule="auto"/>
         <w:ind w:firstLineChars="200" w:firstLine="480"/>
         <w:rPr>
+          <w:rFonts w:hint="eastAsia"/>
           <w:lang w:eastAsia="zh-CN"/>
         </w:rPr>
       </w:pPr>
@@ -899,6 +961,7 @@
         <w:spacing w:before="240" w:after="120" w:line="360" w:lineRule="auto"/>
         <w:outlineLvl w:val="1"/>
         <w:rPr>
+          <w:rFonts w:hint="eastAsia"/>
           <w:lang w:eastAsia="zh-CN"/>
         </w:rPr>
       </w:pPr>
@@ -918,6 +981,7 @@
         <w:spacing w:line="360" w:lineRule="auto"/>
         <w:jc w:val="center"/>
         <w:rPr>
+          <w:rFonts w:hint="eastAsia"/>
           <w:lang w:eastAsia="zh-CN"/>
         </w:rPr>
       </w:pPr>
@@ -935,6 +999,7 @@
         <w:jc w:val="center"/>
         <w:outlineLvl w:val="0"/>
         <w:rPr>
+          <w:rFonts w:hint="eastAsia"/>
           <w:lang w:eastAsia="zh-CN"/>
         </w:rPr>
       </w:pPr>
@@ -954,6 +1019,7 @@
         <w:spacing w:before="240" w:after="120" w:line="360" w:lineRule="auto"/>
         <w:outlineLvl w:val="1"/>
         <w:rPr>
+          <w:rFonts w:hint="eastAsia"/>
           <w:lang w:eastAsia="zh-CN"/>
         </w:rPr>
       </w:pPr>
@@ -973,6 +1039,7 @@
         <w:spacing w:line="360" w:lineRule="auto"/>
         <w:ind w:firstLineChars="200" w:firstLine="480"/>
         <w:rPr>
+          <w:rFonts w:hint="eastAsia"/>
           <w:lang w:eastAsia="zh-CN"/>
         </w:rPr>
       </w:pPr>
@@ -1055,6 +1122,7 @@
         <w:spacing w:line="360" w:lineRule="auto"/>
         <w:ind w:firstLineChars="200" w:firstLine="480"/>
         <w:rPr>
+          <w:rFonts w:hint="eastAsia"/>
           <w:lang w:eastAsia="zh-CN"/>
         </w:rPr>
       </w:pPr>
@@ -1131,6 +1199,9 @@
       <w:pPr>
         <w:spacing w:before="240" w:after="120" w:line="360" w:lineRule="auto"/>
         <w:outlineLvl w:val="1"/>
+        <w:rPr>
+          <w:rFonts w:hint="eastAsia"/>
+        </w:rPr>
       </w:pPr>
       <w:r>
         <w:rPr>
@@ -1167,6 +1238,9 @@
           <w:p>
             <w:pPr>
               <w:spacing w:line="300" w:lineRule="auto"/>
+              <w:rPr>
+                <w:rFonts w:hint="eastAsia"/>
+              </w:rPr>
             </w:pPr>
             <w:r>
               <w:rPr>
@@ -1185,6 +1259,9 @@
           <w:p>
             <w:pPr>
               <w:spacing w:line="300" w:lineRule="auto"/>
+              <w:rPr>
+                <w:rFonts w:hint="eastAsia"/>
+              </w:rPr>
             </w:pPr>
             <w:r>
               <w:rPr>
@@ -1205,6 +1282,9 @@
           <w:p>
             <w:pPr>
               <w:spacing w:line="300" w:lineRule="auto"/>
+              <w:rPr>
+                <w:rFonts w:hint="eastAsia"/>
+              </w:rPr>
             </w:pPr>
             <w:r>
               <w:rPr>
@@ -1222,6 +1302,9 @@
           <w:p>
             <w:pPr>
               <w:spacing w:line="300" w:lineRule="auto"/>
+              <w:rPr>
+                <w:rFonts w:hint="eastAsia"/>
+              </w:rPr>
             </w:pPr>
             <w:r>
               <w:rPr>
@@ -1241,6 +1324,9 @@
           <w:p>
             <w:pPr>
               <w:spacing w:line="300" w:lineRule="auto"/>
+              <w:rPr>
+                <w:rFonts w:hint="eastAsia"/>
+              </w:rPr>
             </w:pPr>
             <w:r>
               <w:rPr>
@@ -1259,6 +1345,7 @@
             <w:pPr>
               <w:spacing w:line="300" w:lineRule="auto"/>
               <w:rPr>
+                <w:rFonts w:hint="eastAsia"/>
                 <w:lang w:eastAsia="zh-CN"/>
               </w:rPr>
             </w:pPr>
@@ -1281,6 +1368,9 @@
           <w:p>
             <w:pPr>
               <w:spacing w:line="300" w:lineRule="auto"/>
+              <w:rPr>
+                <w:rFonts w:hint="eastAsia"/>
+              </w:rPr>
             </w:pPr>
             <w:r>
               <w:rPr>
@@ -1299,6 +1389,7 @@
             <w:pPr>
               <w:spacing w:line="300" w:lineRule="auto"/>
               <w:rPr>
+                <w:rFonts w:hint="eastAsia"/>
                 <w:lang w:eastAsia="zh-CN"/>
               </w:rPr>
             </w:pPr>
@@ -1321,6 +1412,9 @@
           <w:p>
             <w:pPr>
               <w:spacing w:line="300" w:lineRule="auto"/>
+              <w:rPr>
+                <w:rFonts w:hint="eastAsia"/>
+              </w:rPr>
             </w:pPr>
             <w:r>
               <w:rPr>
@@ -1339,6 +1433,7 @@
             <w:pPr>
               <w:spacing w:line="300" w:lineRule="auto"/>
               <w:rPr>
+                <w:rFonts w:hint="eastAsia"/>
                 <w:lang w:eastAsia="zh-CN"/>
               </w:rPr>
             </w:pPr>
@@ -1361,6 +1456,9 @@
           <w:p>
             <w:pPr>
               <w:spacing w:line="300" w:lineRule="auto"/>
+              <w:rPr>
+                <w:rFonts w:hint="eastAsia"/>
+              </w:rPr>
             </w:pPr>
             <w:r>
               <w:rPr>
@@ -1379,6 +1477,7 @@
             <w:pPr>
               <w:spacing w:line="300" w:lineRule="auto"/>
               <w:rPr>
+                <w:rFonts w:hint="eastAsia"/>
                 <w:lang w:eastAsia="zh-CN"/>
               </w:rPr>
             </w:pPr>
@@ -1397,6 +1496,7 @@
     <w:p>
       <w:pPr>
         <w:rPr>
+          <w:rFonts w:hint="eastAsia"/>
           <w:lang w:eastAsia="zh-CN"/>
         </w:rPr>
       </w:pPr>
@@ -1406,6 +1506,7 @@
         <w:spacing w:before="240" w:after="120" w:line="360" w:lineRule="auto"/>
         <w:outlineLvl w:val="1"/>
         <w:rPr>
+          <w:rFonts w:hint="eastAsia"/>
           <w:lang w:eastAsia="zh-CN"/>
         </w:rPr>
       </w:pPr>
@@ -1425,6 +1526,7 @@
         <w:spacing w:line="360" w:lineRule="auto"/>
         <w:ind w:firstLineChars="200" w:firstLine="480"/>
         <w:rPr>
+          <w:rFonts w:hint="eastAsia"/>
           <w:lang w:eastAsia="zh-CN"/>
         </w:rPr>
       </w:pPr>
@@ -1471,6 +1573,7 @@
         <w:spacing w:line="360" w:lineRule="auto"/>
         <w:ind w:firstLineChars="200" w:firstLine="480"/>
         <w:rPr>
+          <w:rFonts w:hint="eastAsia"/>
           <w:lang w:eastAsia="zh-CN"/>
         </w:rPr>
       </w:pPr>
@@ -1510,6 +1613,7 @@
         <w:spacing w:line="360" w:lineRule="auto"/>
         <w:ind w:firstLineChars="200" w:firstLine="480"/>
         <w:rPr>
+          <w:rFonts w:hint="eastAsia"/>
           <w:lang w:eastAsia="zh-CN"/>
         </w:rPr>
       </w:pPr>
@@ -1562,6 +1666,7 @@
         <w:spacing w:line="360" w:lineRule="auto"/>
         <w:ind w:firstLineChars="200" w:firstLine="480"/>
         <w:rPr>
+          <w:rFonts w:hint="eastAsia"/>
           <w:lang w:eastAsia="zh-CN"/>
         </w:rPr>
       </w:pPr>
@@ -1599,6 +1704,7 @@
         <w:spacing w:line="360" w:lineRule="auto"/>
         <w:ind w:firstLineChars="200" w:firstLine="480"/>
         <w:rPr>
+          <w:rFonts w:hint="eastAsia"/>
           <w:lang w:eastAsia="zh-CN"/>
         </w:rPr>
       </w:pPr>
@@ -1623,6 +1729,7 @@
         <w:spacing w:before="240" w:after="120" w:line="360" w:lineRule="auto"/>
         <w:outlineLvl w:val="1"/>
         <w:rPr>
+          <w:rFonts w:hint="eastAsia"/>
           <w:lang w:eastAsia="zh-CN"/>
         </w:rPr>
       </w:pPr>
@@ -1643,6 +1750,7 @@
         <w:spacing w:line="360" w:lineRule="auto"/>
         <w:ind w:firstLineChars="200" w:firstLine="480"/>
         <w:rPr>
+          <w:rFonts w:hint="eastAsia"/>
           <w:lang w:eastAsia="zh-CN"/>
         </w:rPr>
       </w:pPr>
@@ -1674,6 +1782,7 @@
         <w:spacing w:line="360" w:lineRule="auto"/>
         <w:ind w:firstLineChars="200" w:firstLine="480"/>
         <w:rPr>
+          <w:rFonts w:hint="eastAsia"/>
           <w:lang w:eastAsia="zh-CN"/>
         </w:rPr>
       </w:pPr>
@@ -1719,6 +1828,7 @@
         <w:spacing w:line="360" w:lineRule="auto"/>
         <w:ind w:firstLineChars="200" w:firstLine="480"/>
         <w:rPr>
+          <w:rFonts w:hint="eastAsia"/>
           <w:lang w:eastAsia="zh-CN"/>
         </w:rPr>
       </w:pPr>
@@ -1758,6 +1868,7 @@
         <w:spacing w:line="360" w:lineRule="auto"/>
         <w:ind w:firstLineChars="200" w:firstLine="480"/>
         <w:rPr>
+          <w:rFonts w:hint="eastAsia"/>
           <w:lang w:eastAsia="zh-CN"/>
         </w:rPr>
       </w:pPr>
@@ -1803,6 +1914,9 @@
       <w:pPr>
         <w:spacing w:before="240" w:after="120" w:line="360" w:lineRule="auto"/>
         <w:outlineLvl w:val="1"/>
+        <w:rPr>
+          <w:rFonts w:hint="eastAsia"/>
+        </w:rPr>
       </w:pPr>
       <w:r>
         <w:rPr>
@@ -1841,6 +1955,9 @@
           <w:p>
             <w:pPr>
               <w:spacing w:line="300" w:lineRule="auto"/>
+              <w:rPr>
+                <w:rFonts w:hint="eastAsia"/>
+              </w:rPr>
             </w:pPr>
             <w:r>
               <w:rPr>
@@ -1859,6 +1976,9 @@
           <w:p>
             <w:pPr>
               <w:spacing w:line="300" w:lineRule="auto"/>
+              <w:rPr>
+                <w:rFonts w:hint="eastAsia"/>
+              </w:rPr>
             </w:pPr>
             <w:r>
               <w:rPr>
@@ -1877,6 +1997,9 @@
           <w:p>
             <w:pPr>
               <w:spacing w:line="300" w:lineRule="auto"/>
+              <w:rPr>
+                <w:rFonts w:hint="eastAsia"/>
+              </w:rPr>
             </w:pPr>
             <w:r>
               <w:rPr>
@@ -1895,6 +2018,9 @@
           <w:p>
             <w:pPr>
               <w:spacing w:line="300" w:lineRule="auto"/>
+              <w:rPr>
+                <w:rFonts w:hint="eastAsia"/>
+              </w:rPr>
             </w:pPr>
             <w:r>
               <w:rPr>
@@ -1915,6 +2041,9 @@
           <w:p>
             <w:pPr>
               <w:spacing w:line="300" w:lineRule="auto"/>
+              <w:rPr>
+                <w:rFonts w:hint="eastAsia"/>
+              </w:rPr>
             </w:pPr>
             <w:r>
               <w:rPr>
@@ -1933,6 +2062,7 @@
             <w:pPr>
               <w:spacing w:line="300" w:lineRule="auto"/>
               <w:rPr>
+                <w:rFonts w:hint="eastAsia"/>
                 <w:lang w:eastAsia="zh-CN"/>
               </w:rPr>
             </w:pPr>
@@ -1953,6 +2083,9 @@
           <w:p>
             <w:pPr>
               <w:spacing w:line="300" w:lineRule="auto"/>
+              <w:rPr>
+                <w:rFonts w:hint="eastAsia"/>
+              </w:rPr>
             </w:pPr>
             <w:r>
               <w:rPr>
@@ -1970,6 +2103,9 @@
           <w:p>
             <w:pPr>
               <w:spacing w:line="300" w:lineRule="auto"/>
+              <w:rPr>
+                <w:rFonts w:hint="eastAsia"/>
+              </w:rPr>
             </w:pPr>
             <w:r>
               <w:rPr>
@@ -1989,6 +2125,9 @@
           <w:p>
             <w:pPr>
               <w:spacing w:line="300" w:lineRule="auto"/>
+              <w:rPr>
+                <w:rFonts w:hint="eastAsia"/>
+              </w:rPr>
             </w:pPr>
             <w:r>
               <w:rPr>
@@ -2006,6 +2145,9 @@
           <w:p>
             <w:pPr>
               <w:spacing w:line="300" w:lineRule="auto"/>
+              <w:rPr>
+                <w:rFonts w:hint="eastAsia"/>
+              </w:rPr>
             </w:pPr>
             <w:r>
               <w:rPr>
@@ -2023,6 +2165,9 @@
           <w:p>
             <w:pPr>
               <w:spacing w:line="300" w:lineRule="auto"/>
+              <w:rPr>
+                <w:rFonts w:hint="eastAsia"/>
+              </w:rPr>
             </w:pPr>
             <w:r>
               <w:rPr>
@@ -2040,6 +2185,9 @@
           <w:p>
             <w:pPr>
               <w:spacing w:line="300" w:lineRule="auto"/>
+              <w:rPr>
+                <w:rFonts w:hint="eastAsia"/>
+              </w:rPr>
             </w:pPr>
             <w:r>
               <w:rPr>
@@ -2059,6 +2207,9 @@
           <w:p>
             <w:pPr>
               <w:spacing w:line="300" w:lineRule="auto"/>
+              <w:rPr>
+                <w:rFonts w:hint="eastAsia"/>
+              </w:rPr>
             </w:pPr>
             <w:r>
               <w:rPr>
@@ -2076,6 +2227,9 @@
           <w:p>
             <w:pPr>
               <w:spacing w:line="300" w:lineRule="auto"/>
+              <w:rPr>
+                <w:rFonts w:hint="eastAsia"/>
+              </w:rPr>
             </w:pPr>
             <w:r>
               <w:rPr>
@@ -2093,6 +2247,9 @@
           <w:p>
             <w:pPr>
               <w:spacing w:line="300" w:lineRule="auto"/>
+              <w:rPr>
+                <w:rFonts w:hint="eastAsia"/>
+              </w:rPr>
             </w:pPr>
             <w:r>
               <w:rPr>
@@ -2110,6 +2267,9 @@
           <w:p>
             <w:pPr>
               <w:spacing w:line="300" w:lineRule="auto"/>
+              <w:rPr>
+                <w:rFonts w:hint="eastAsia"/>
+              </w:rPr>
             </w:pPr>
             <w:r>
               <w:rPr>
@@ -2129,6 +2289,9 @@
           <w:p>
             <w:pPr>
               <w:spacing w:line="300" w:lineRule="auto"/>
+              <w:rPr>
+                <w:rFonts w:hint="eastAsia"/>
+              </w:rPr>
             </w:pPr>
             <w:r>
               <w:rPr>
@@ -2146,6 +2309,9 @@
           <w:p>
             <w:pPr>
               <w:spacing w:line="300" w:lineRule="auto"/>
+              <w:rPr>
+                <w:rFonts w:hint="eastAsia"/>
+              </w:rPr>
             </w:pPr>
             <w:r>
               <w:rPr>
@@ -2163,6 +2329,9 @@
           <w:p>
             <w:pPr>
               <w:spacing w:line="300" w:lineRule="auto"/>
+              <w:rPr>
+                <w:rFonts w:hint="eastAsia"/>
+              </w:rPr>
             </w:pPr>
             <w:r>
               <w:rPr>
@@ -2180,6 +2349,9 @@
           <w:p>
             <w:pPr>
               <w:spacing w:line="300" w:lineRule="auto"/>
+              <w:rPr>
+                <w:rFonts w:hint="eastAsia"/>
+              </w:rPr>
             </w:pPr>
             <w:r>
               <w:rPr>
@@ -2192,12 +2364,19 @@
         </w:tc>
       </w:tr>
     </w:tbl>
-    <w:p/>
+    <w:p>
+      <w:pPr>
+        <w:rPr>
+          <w:rFonts w:hint="eastAsia"/>
+        </w:rPr>
+      </w:pPr>
+    </w:p>
     <w:p>
       <w:pPr>
         <w:spacing w:before="240" w:after="120" w:line="360" w:lineRule="auto"/>
         <w:outlineLvl w:val="1"/>
         <w:rPr>
+          <w:rFonts w:hint="eastAsia"/>
           <w:lang w:eastAsia="zh-CN"/>
         </w:rPr>
       </w:pPr>
@@ -2217,6 +2396,7 @@
         <w:spacing w:line="360" w:lineRule="auto"/>
         <w:ind w:firstLineChars="200" w:firstLine="480"/>
         <w:rPr>
+          <w:rFonts w:hint="eastAsia"/>
           <w:lang w:eastAsia="zh-CN"/>
         </w:rPr>
       </w:pPr>
@@ -2233,6 +2413,7 @@
         <w:spacing w:line="360" w:lineRule="auto"/>
         <w:ind w:firstLineChars="200" w:firstLine="480"/>
         <w:rPr>
+          <w:rFonts w:hint="eastAsia"/>
           <w:lang w:eastAsia="zh-CN"/>
         </w:rPr>
       </w:pPr>
@@ -2250,6 +2431,7 @@
         <w:jc w:val="center"/>
         <w:outlineLvl w:val="0"/>
         <w:rPr>
+          <w:rFonts w:hint="eastAsia"/>
           <w:lang w:eastAsia="zh-CN"/>
         </w:rPr>
       </w:pPr>
@@ -2269,6 +2451,7 @@
         <w:spacing w:before="240" w:after="120" w:line="360" w:lineRule="auto"/>
         <w:outlineLvl w:val="1"/>
         <w:rPr>
+          <w:rFonts w:hint="eastAsia"/>
           <w:lang w:eastAsia="zh-CN"/>
         </w:rPr>
       </w:pPr>
@@ -2288,6 +2471,7 @@
         <w:spacing w:line="360" w:lineRule="auto"/>
         <w:ind w:firstLineChars="200" w:firstLine="480"/>
         <w:rPr>
+          <w:rFonts w:hint="eastAsia"/>
           <w:lang w:eastAsia="zh-CN"/>
         </w:rPr>
       </w:pPr>
@@ -2320,6 +2504,7 @@
         <w:spacing w:line="360" w:lineRule="auto"/>
         <w:ind w:firstLineChars="200" w:firstLine="480"/>
         <w:rPr>
+          <w:rFonts w:hint="eastAsia"/>
           <w:lang w:eastAsia="zh-CN"/>
         </w:rPr>
       </w:pPr>
@@ -2336,6 +2521,7 @@
         <w:spacing w:line="360" w:lineRule="auto"/>
         <w:ind w:firstLineChars="200" w:firstLine="480"/>
         <w:rPr>
+          <w:rFonts w:hint="eastAsia"/>
           <w:lang w:eastAsia="zh-CN"/>
         </w:rPr>
       </w:pPr>
@@ -2382,6 +2568,7 @@
         <w:spacing w:before="240" w:after="120" w:line="360" w:lineRule="auto"/>
         <w:outlineLvl w:val="1"/>
         <w:rPr>
+          <w:rFonts w:hint="eastAsia"/>
           <w:lang w:eastAsia="zh-CN"/>
         </w:rPr>
       </w:pPr>
@@ -2422,6 +2609,9 @@
           <w:p>
             <w:pPr>
               <w:spacing w:line="300" w:lineRule="auto"/>
+              <w:rPr>
+                <w:rFonts w:hint="eastAsia"/>
+              </w:rPr>
             </w:pPr>
             <w:r>
               <w:rPr>
@@ -2440,6 +2630,9 @@
           <w:p>
             <w:pPr>
               <w:spacing w:line="300" w:lineRule="auto"/>
+              <w:rPr>
+                <w:rFonts w:hint="eastAsia"/>
+              </w:rPr>
             </w:pPr>
             <w:r>
               <w:rPr>
@@ -2458,6 +2651,9 @@
           <w:p>
             <w:pPr>
               <w:spacing w:line="300" w:lineRule="auto"/>
+              <w:rPr>
+                <w:rFonts w:hint="eastAsia"/>
+              </w:rPr>
             </w:pPr>
             <w:r>
               <w:rPr>
@@ -2478,6 +2674,9 @@
           <w:p>
             <w:pPr>
               <w:spacing w:line="300" w:lineRule="auto"/>
+              <w:rPr>
+                <w:rFonts w:hint="eastAsia"/>
+              </w:rPr>
             </w:pPr>
             <w:r>
               <w:rPr>
@@ -2495,6 +2694,9 @@
           <w:p>
             <w:pPr>
               <w:spacing w:line="300" w:lineRule="auto"/>
+              <w:rPr>
+                <w:rFonts w:hint="eastAsia"/>
+              </w:rPr>
             </w:pPr>
             <w:r>
               <w:rPr>
@@ -2513,6 +2715,7 @@
             <w:pPr>
               <w:spacing w:line="300" w:lineRule="auto"/>
               <w:rPr>
+                <w:rFonts w:hint="eastAsia"/>
                 <w:lang w:eastAsia="zh-CN"/>
               </w:rPr>
             </w:pPr>
@@ -2535,6 +2738,9 @@
           <w:p>
             <w:pPr>
               <w:spacing w:line="300" w:lineRule="auto"/>
+              <w:rPr>
+                <w:rFonts w:hint="eastAsia"/>
+              </w:rPr>
             </w:pPr>
             <w:r>
               <w:rPr>
@@ -2552,6 +2758,9 @@
           <w:p>
             <w:pPr>
               <w:spacing w:line="300" w:lineRule="auto"/>
+              <w:rPr>
+                <w:rFonts w:hint="eastAsia"/>
+              </w:rPr>
             </w:pPr>
             <w:r>
               <w:rPr>
@@ -2570,6 +2779,7 @@
             <w:pPr>
               <w:spacing w:line="300" w:lineRule="auto"/>
               <w:rPr>
+                <w:rFonts w:hint="eastAsia"/>
                 <w:lang w:eastAsia="zh-CN"/>
               </w:rPr>
             </w:pPr>
@@ -2592,6 +2802,9 @@
           <w:p>
             <w:pPr>
               <w:spacing w:line="300" w:lineRule="auto"/>
+              <w:rPr>
+                <w:rFonts w:hint="eastAsia"/>
+              </w:rPr>
             </w:pPr>
             <w:r>
               <w:rPr>
@@ -2609,6 +2822,9 @@
           <w:p>
             <w:pPr>
               <w:spacing w:line="300" w:lineRule="auto"/>
+              <w:rPr>
+                <w:rFonts w:hint="eastAsia"/>
+              </w:rPr>
             </w:pPr>
             <w:r>
               <w:rPr>
@@ -2627,6 +2843,7 @@
             <w:pPr>
               <w:spacing w:line="300" w:lineRule="auto"/>
               <w:rPr>
+                <w:rFonts w:hint="eastAsia"/>
                 <w:lang w:eastAsia="zh-CN"/>
               </w:rPr>
             </w:pPr>
@@ -2649,6 +2866,9 @@
           <w:p>
             <w:pPr>
               <w:spacing w:line="300" w:lineRule="auto"/>
+              <w:rPr>
+                <w:rFonts w:hint="eastAsia"/>
+              </w:rPr>
             </w:pPr>
             <w:r>
               <w:rPr>
@@ -2666,6 +2886,9 @@
           <w:p>
             <w:pPr>
               <w:spacing w:line="300" w:lineRule="auto"/>
+              <w:rPr>
+                <w:rFonts w:hint="eastAsia"/>
+              </w:rPr>
             </w:pPr>
             <w:r>
               <w:rPr>
@@ -2683,6 +2906,9 @@
           <w:p>
             <w:pPr>
               <w:spacing w:line="300" w:lineRule="auto"/>
+              <w:rPr>
+                <w:rFonts w:hint="eastAsia"/>
+              </w:rPr>
             </w:pPr>
             <w:r>
               <w:rPr>
@@ -2695,12 +2921,19 @@
         </w:tc>
       </w:tr>
     </w:tbl>
-    <w:p/>
+    <w:p>
+      <w:pPr>
+        <w:rPr>
+          <w:rFonts w:hint="eastAsia"/>
+        </w:rPr>
+      </w:pPr>
+    </w:p>
     <w:p>
       <w:pPr>
         <w:spacing w:line="360" w:lineRule="auto"/>
         <w:ind w:firstLineChars="200" w:firstLine="480"/>
         <w:rPr>
+          <w:rFonts w:hint="eastAsia"/>
           <w:lang w:eastAsia="zh-CN"/>
         </w:rPr>
       </w:pPr>
@@ -2747,6 +2980,7 @@
         <w:spacing w:before="240" w:after="120" w:line="360" w:lineRule="auto"/>
         <w:outlineLvl w:val="1"/>
         <w:rPr>
+          <w:rFonts w:hint="eastAsia"/>
           <w:lang w:eastAsia="zh-CN"/>
         </w:rPr>
       </w:pPr>
@@ -2766,6 +3000,7 @@
         <w:spacing w:line="360" w:lineRule="auto"/>
         <w:ind w:firstLineChars="200" w:firstLine="480"/>
         <w:rPr>
+          <w:rFonts w:hint="eastAsia"/>
           <w:lang w:eastAsia="zh-CN"/>
         </w:rPr>
       </w:pPr>
@@ -2812,6 +3047,7 @@
         <w:spacing w:line="360" w:lineRule="auto"/>
         <w:ind w:firstLineChars="200" w:firstLine="480"/>
         <w:rPr>
+          <w:rFonts w:hint="eastAsia"/>
           <w:lang w:eastAsia="zh-CN"/>
         </w:rPr>
       </w:pPr>
@@ -2828,6 +3064,7 @@
         <w:spacing w:line="360" w:lineRule="auto"/>
         <w:ind w:firstLineChars="200" w:firstLine="480"/>
         <w:rPr>
+          <w:rFonts w:hint="eastAsia"/>
           <w:lang w:eastAsia="zh-CN"/>
         </w:rPr>
       </w:pPr>
@@ -2844,6 +3081,7 @@
         <w:spacing w:line="360" w:lineRule="auto"/>
         <w:ind w:firstLineChars="200" w:firstLine="480"/>
         <w:rPr>
+          <w:rFonts w:hint="eastAsia"/>
           <w:lang w:eastAsia="zh-CN"/>
         </w:rPr>
       </w:pPr>
@@ -2876,6 +3114,7 @@
         <w:spacing w:line="360" w:lineRule="auto"/>
         <w:ind w:firstLineChars="200" w:firstLine="480"/>
         <w:rPr>
+          <w:rFonts w:hint="eastAsia"/>
           <w:lang w:eastAsia="zh-CN"/>
         </w:rPr>
       </w:pPr>
@@ -2922,6 +3161,7 @@
         <w:spacing w:before="240" w:after="120" w:line="360" w:lineRule="auto"/>
         <w:outlineLvl w:val="1"/>
         <w:rPr>
+          <w:rFonts w:hint="eastAsia"/>
           <w:lang w:eastAsia="zh-CN"/>
         </w:rPr>
       </w:pPr>
@@ -2941,6 +3181,7 @@
         <w:spacing w:line="360" w:lineRule="auto"/>
         <w:ind w:firstLineChars="200" w:firstLine="480"/>
         <w:rPr>
+          <w:rFonts w:hint="eastAsia"/>
           <w:lang w:eastAsia="zh-CN"/>
         </w:rPr>
       </w:pPr>
@@ -2987,6 +3228,7 @@
         <w:spacing w:line="360" w:lineRule="auto"/>
         <w:ind w:firstLineChars="200" w:firstLine="480"/>
         <w:rPr>
+          <w:rFonts w:hint="eastAsia"/>
           <w:lang w:eastAsia="zh-CN"/>
         </w:rPr>
       </w:pPr>
@@ -3018,6 +3260,7 @@
         <w:spacing w:line="360" w:lineRule="auto"/>
         <w:ind w:firstLineChars="200" w:firstLine="480"/>
         <w:rPr>
+          <w:rFonts w:hint="eastAsia"/>
           <w:lang w:eastAsia="zh-CN"/>
         </w:rPr>
       </w:pPr>
@@ -3064,6 +3307,7 @@
         <w:spacing w:line="360" w:lineRule="auto"/>
         <w:ind w:firstLineChars="200" w:firstLine="480"/>
         <w:rPr>
+          <w:rFonts w:hint="eastAsia"/>
           <w:lang w:eastAsia="zh-CN"/>
         </w:rPr>
       </w:pPr>
@@ -3116,6 +3360,7 @@
         <w:spacing w:line="360" w:lineRule="auto"/>
         <w:ind w:firstLineChars="200" w:firstLine="480"/>
         <w:rPr>
+          <w:rFonts w:hint="eastAsia"/>
           <w:lang w:eastAsia="zh-CN"/>
         </w:rPr>
       </w:pPr>
@@ -3214,6 +3459,7 @@
         <w:spacing w:line="360" w:lineRule="auto"/>
         <w:ind w:firstLineChars="200" w:firstLine="480"/>
         <w:rPr>
+          <w:rFonts w:hint="eastAsia"/>
           <w:lang w:eastAsia="zh-CN"/>
         </w:rPr>
       </w:pPr>
@@ -3290,6 +3536,7 @@
         <w:spacing w:line="360" w:lineRule="auto"/>
         <w:ind w:firstLineChars="200" w:firstLine="480"/>
         <w:rPr>
+          <w:rFonts w:hint="eastAsia"/>
           <w:lang w:eastAsia="zh-CN"/>
         </w:rPr>
       </w:pPr>
@@ -3366,6 +3613,7 @@
         <w:spacing w:before="240" w:after="120" w:line="360" w:lineRule="auto"/>
         <w:outlineLvl w:val="1"/>
         <w:rPr>
+          <w:rFonts w:hint="eastAsia"/>
           <w:lang w:eastAsia="zh-CN"/>
         </w:rPr>
       </w:pPr>
@@ -3408,6 +3656,9 @@
           <w:p>
             <w:pPr>
               <w:spacing w:line="300" w:lineRule="auto"/>
+              <w:rPr>
+                <w:rFonts w:hint="eastAsia"/>
+              </w:rPr>
             </w:pPr>
             <w:r>
               <w:rPr>
@@ -3426,6 +3677,9 @@
           <w:p>
             <w:pPr>
               <w:spacing w:line="300" w:lineRule="auto"/>
+              <w:rPr>
+                <w:rFonts w:hint="eastAsia"/>
+              </w:rPr>
             </w:pPr>
             <w:r>
               <w:rPr>
@@ -3444,6 +3698,9 @@
           <w:p>
             <w:pPr>
               <w:spacing w:line="300" w:lineRule="auto"/>
+              <w:rPr>
+                <w:rFonts w:hint="eastAsia"/>
+              </w:rPr>
             </w:pPr>
             <w:r>
               <w:rPr>
@@ -3462,6 +3719,9 @@
           <w:p>
             <w:pPr>
               <w:spacing w:line="300" w:lineRule="auto"/>
+              <w:rPr>
+                <w:rFonts w:hint="eastAsia"/>
+              </w:rPr>
             </w:pPr>
             <w:r>
               <w:rPr>
@@ -3480,6 +3740,9 @@
           <w:p>
             <w:pPr>
               <w:spacing w:line="300" w:lineRule="auto"/>
+              <w:rPr>
+                <w:rFonts w:hint="eastAsia"/>
+              </w:rPr>
             </w:pPr>
             <w:r>
               <w:rPr>
@@ -3500,6 +3763,9 @@
           <w:p>
             <w:pPr>
               <w:spacing w:line="300" w:lineRule="auto"/>
+              <w:rPr>
+                <w:rFonts w:hint="eastAsia"/>
+              </w:rPr>
             </w:pPr>
             <w:r>
               <w:rPr>
@@ -3517,6 +3783,9 @@
           <w:p>
             <w:pPr>
               <w:spacing w:line="300" w:lineRule="auto"/>
+              <w:rPr>
+                <w:rFonts w:hint="eastAsia"/>
+              </w:rPr>
             </w:pPr>
             <w:r>
               <w:rPr>
@@ -3535,6 +3804,7 @@
             <w:pPr>
               <w:spacing w:line="300" w:lineRule="auto"/>
               <w:rPr>
+                <w:rFonts w:hint="eastAsia"/>
                 <w:lang w:eastAsia="zh-CN"/>
               </w:rPr>
             </w:pPr>
@@ -3555,6 +3825,9 @@
           <w:p>
             <w:pPr>
               <w:spacing w:line="300" w:lineRule="auto"/>
+              <w:rPr>
+                <w:rFonts w:hint="eastAsia"/>
+              </w:rPr>
             </w:pPr>
             <w:r>
               <w:rPr>
@@ -3572,6 +3845,9 @@
           <w:p>
             <w:pPr>
               <w:spacing w:line="300" w:lineRule="auto"/>
+              <w:rPr>
+                <w:rFonts w:hint="eastAsia"/>
+              </w:rPr>
             </w:pPr>
             <w:r>
               <w:rPr>
@@ -3591,6 +3867,9 @@
           <w:p>
             <w:pPr>
               <w:spacing w:line="300" w:lineRule="auto"/>
+              <w:rPr>
+                <w:rFonts w:hint="eastAsia"/>
+              </w:rPr>
             </w:pPr>
             <w:r>
               <w:rPr>
@@ -3608,6 +3887,9 @@
           <w:p>
             <w:pPr>
               <w:spacing w:line="300" w:lineRule="auto"/>
+              <w:rPr>
+                <w:rFonts w:hint="eastAsia"/>
+              </w:rPr>
             </w:pPr>
             <w:r>
               <w:rPr>
@@ -3625,6 +3907,9 @@
           <w:p>
             <w:pPr>
               <w:spacing w:line="300" w:lineRule="auto"/>
+              <w:rPr>
+                <w:rFonts w:hint="eastAsia"/>
+              </w:rPr>
             </w:pPr>
             <w:r>
               <w:rPr>
@@ -3642,6 +3927,9 @@
           <w:p>
             <w:pPr>
               <w:spacing w:line="300" w:lineRule="auto"/>
+              <w:rPr>
+                <w:rFonts w:hint="eastAsia"/>
+              </w:rPr>
             </w:pPr>
             <w:r>
               <w:rPr>
@@ -3659,6 +3947,9 @@
           <w:p>
             <w:pPr>
               <w:spacing w:line="300" w:lineRule="auto"/>
+              <w:rPr>
+                <w:rFonts w:hint="eastAsia"/>
+              </w:rPr>
             </w:pPr>
             <w:r>
               <w:rPr>
@@ -3678,6 +3969,9 @@
           <w:p>
             <w:pPr>
               <w:spacing w:line="300" w:lineRule="auto"/>
+              <w:rPr>
+                <w:rFonts w:hint="eastAsia"/>
+              </w:rPr>
             </w:pPr>
             <w:r>
               <w:rPr>
@@ -3695,6 +3989,9 @@
           <w:p>
             <w:pPr>
               <w:spacing w:line="300" w:lineRule="auto"/>
+              <w:rPr>
+                <w:rFonts w:hint="eastAsia"/>
+              </w:rPr>
             </w:pPr>
             <w:r>
               <w:rPr>
@@ -3713,6 +4010,7 @@
             <w:pPr>
               <w:spacing w:line="300" w:lineRule="auto"/>
               <w:rPr>
+                <w:rFonts w:hint="eastAsia"/>
                 <w:lang w:eastAsia="zh-CN"/>
               </w:rPr>
             </w:pPr>
@@ -3733,6 +4031,9 @@
           <w:p>
             <w:pPr>
               <w:spacing w:line="300" w:lineRule="auto"/>
+              <w:rPr>
+                <w:rFonts w:hint="eastAsia"/>
+              </w:rPr>
             </w:pPr>
             <w:r>
               <w:rPr>
@@ -3751,6 +4052,7 @@
             <w:pPr>
               <w:spacing w:line="300" w:lineRule="auto"/>
               <w:rPr>
+                <w:rFonts w:hint="eastAsia"/>
                 <w:lang w:eastAsia="zh-CN"/>
               </w:rPr>
             </w:pPr>
@@ -3782,6 +4084,9 @@
           <w:p>
             <w:pPr>
               <w:spacing w:line="300" w:lineRule="auto"/>
+              <w:rPr>
+                <w:rFonts w:hint="eastAsia"/>
+              </w:rPr>
             </w:pPr>
             <w:r>
               <w:rPr>
@@ -3800,6 +4105,9 @@
           <w:p>
             <w:pPr>
               <w:spacing w:line="300" w:lineRule="auto"/>
+              <w:rPr>
+                <w:rFonts w:hint="eastAsia"/>
+              </w:rPr>
             </w:pPr>
             <w:r>
               <w:rPr>
@@ -3818,6 +4126,7 @@
             <w:pPr>
               <w:spacing w:line="300" w:lineRule="auto"/>
               <w:rPr>
+                <w:rFonts w:hint="eastAsia"/>
                 <w:lang w:eastAsia="zh-CN"/>
               </w:rPr>
             </w:pPr>
@@ -3839,6 +4148,7 @@
             <w:pPr>
               <w:spacing w:line="300" w:lineRule="auto"/>
               <w:rPr>
+                <w:rFonts w:hint="eastAsia"/>
                 <w:lang w:eastAsia="zh-CN"/>
               </w:rPr>
             </w:pPr>
@@ -3860,6 +4170,7 @@
             <w:pPr>
               <w:spacing w:line="300" w:lineRule="auto"/>
               <w:rPr>
+                <w:rFonts w:hint="eastAsia"/>
                 <w:lang w:eastAsia="zh-CN"/>
               </w:rPr>
             </w:pPr>
@@ -3882,6 +4193,9 @@
           <w:p>
             <w:pPr>
               <w:spacing w:line="300" w:lineRule="auto"/>
+              <w:rPr>
+                <w:rFonts w:hint="eastAsia"/>
+              </w:rPr>
             </w:pPr>
             <w:r>
               <w:rPr>
@@ -3899,6 +4213,9 @@
           <w:p>
             <w:pPr>
               <w:spacing w:line="300" w:lineRule="auto"/>
+              <w:rPr>
+                <w:rFonts w:hint="eastAsia"/>
+              </w:rPr>
             </w:pPr>
             <w:r>
               <w:rPr>
@@ -3917,6 +4234,7 @@
             <w:pPr>
               <w:spacing w:line="300" w:lineRule="auto"/>
               <w:rPr>
+                <w:rFonts w:hint="eastAsia"/>
                 <w:lang w:eastAsia="zh-CN"/>
               </w:rPr>
             </w:pPr>
@@ -3937,6 +4255,9 @@
           <w:p>
             <w:pPr>
               <w:spacing w:line="300" w:lineRule="auto"/>
+              <w:rPr>
+                <w:rFonts w:hint="eastAsia"/>
+              </w:rPr>
             </w:pPr>
             <w:r>
               <w:rPr>
@@ -3955,6 +4276,7 @@
             <w:pPr>
               <w:spacing w:line="300" w:lineRule="auto"/>
               <w:rPr>
+                <w:rFonts w:hint="eastAsia"/>
                 <w:lang w:eastAsia="zh-CN"/>
               </w:rPr>
             </w:pPr>
@@ -3973,6 +4295,7 @@
     <w:p>
       <w:pPr>
         <w:rPr>
+          <w:rFonts w:hint="eastAsia"/>
           <w:lang w:eastAsia="zh-CN"/>
         </w:rPr>
       </w:pPr>
@@ -3982,6 +4305,7 @@
         <w:spacing w:line="360" w:lineRule="auto"/>
         <w:ind w:firstLineChars="200" w:firstLine="480"/>
         <w:rPr>
+          <w:rFonts w:hint="eastAsia"/>
           <w:lang w:eastAsia="zh-CN"/>
         </w:rPr>
       </w:pPr>
@@ -3998,6 +4322,7 @@
         <w:spacing w:line="360" w:lineRule="auto"/>
         <w:ind w:firstLineChars="200" w:firstLine="480"/>
         <w:rPr>
+          <w:rFonts w:hint="eastAsia"/>
           <w:lang w:eastAsia="zh-CN"/>
         </w:rPr>
       </w:pPr>
@@ -4029,6 +4354,7 @@
         <w:spacing w:line="360" w:lineRule="auto"/>
         <w:ind w:firstLineChars="200" w:firstLine="480"/>
         <w:rPr>
+          <w:rFonts w:hint="eastAsia"/>
           <w:lang w:eastAsia="zh-CN"/>
         </w:rPr>
       </w:pPr>
@@ -4045,6 +4371,7 @@
         <w:spacing w:line="360" w:lineRule="auto"/>
         <w:ind w:firstLineChars="200" w:firstLine="480"/>
         <w:rPr>
+          <w:rFonts w:hint="eastAsia"/>
           <w:lang w:eastAsia="zh-CN"/>
         </w:rPr>
       </w:pPr>
@@ -4061,6 +4388,7 @@
         <w:spacing w:before="240" w:after="120" w:line="360" w:lineRule="auto"/>
         <w:outlineLvl w:val="1"/>
         <w:rPr>
+          <w:rFonts w:hint="eastAsia"/>
           <w:lang w:eastAsia="zh-CN"/>
         </w:rPr>
       </w:pPr>
@@ -4079,6 +4407,9 @@
       <w:pPr>
         <w:spacing w:line="360" w:lineRule="auto"/>
         <w:ind w:firstLineChars="200" w:firstLine="480"/>
+        <w:rPr>
+          <w:rFonts w:hint="eastAsia"/>
+        </w:rPr>
       </w:pPr>
       <w:r>
         <w:rPr>
@@ -4114,6 +4445,9 @@
           <w:p>
             <w:pPr>
               <w:spacing w:line="300" w:lineRule="auto"/>
+              <w:rPr>
+                <w:rFonts w:hint="eastAsia"/>
+              </w:rPr>
             </w:pPr>
             <w:r>
               <w:rPr>
@@ -4132,6 +4466,9 @@
           <w:p>
             <w:pPr>
               <w:spacing w:line="300" w:lineRule="auto"/>
+              <w:rPr>
+                <w:rFonts w:hint="eastAsia"/>
+              </w:rPr>
             </w:pPr>
             <w:r>
               <w:rPr>
@@ -4150,6 +4487,9 @@
           <w:p>
             <w:pPr>
               <w:spacing w:line="300" w:lineRule="auto"/>
+              <w:rPr>
+                <w:rFonts w:hint="eastAsia"/>
+              </w:rPr>
             </w:pPr>
             <w:r>
               <w:rPr>
@@ -4168,6 +4508,9 @@
           <w:p>
             <w:pPr>
               <w:spacing w:line="300" w:lineRule="auto"/>
+              <w:rPr>
+                <w:rFonts w:hint="eastAsia"/>
+              </w:rPr>
             </w:pPr>
             <w:r>
               <w:rPr>
@@ -4188,6 +4531,9 @@
           <w:p>
             <w:pPr>
               <w:spacing w:line="300" w:lineRule="auto"/>
+              <w:rPr>
+                <w:rFonts w:hint="eastAsia"/>
+              </w:rPr>
             </w:pPr>
             <w:r>
               <w:rPr>
@@ -4205,6 +4551,9 @@
           <w:p>
             <w:pPr>
               <w:spacing w:line="300" w:lineRule="auto"/>
+              <w:rPr>
+                <w:rFonts w:hint="eastAsia"/>
+              </w:rPr>
             </w:pPr>
             <w:r>
               <w:rPr>
@@ -4223,6 +4572,7 @@
             <w:pPr>
               <w:spacing w:line="300" w:lineRule="auto"/>
               <w:rPr>
+                <w:rFonts w:hint="eastAsia"/>
                 <w:lang w:eastAsia="zh-CN"/>
               </w:rPr>
             </w:pPr>
@@ -4243,6 +4593,9 @@
           <w:p>
             <w:pPr>
               <w:spacing w:line="300" w:lineRule="auto"/>
+              <w:rPr>
+                <w:rFonts w:hint="eastAsia"/>
+              </w:rPr>
             </w:pPr>
             <w:r>
               <w:rPr>
@@ -4262,6 +4615,9 @@
           <w:p>
             <w:pPr>
               <w:spacing w:line="300" w:lineRule="auto"/>
+              <w:rPr>
+                <w:rFonts w:hint="eastAsia"/>
+              </w:rPr>
             </w:pPr>
             <w:r>
               <w:rPr>
@@ -4279,6 +4635,9 @@
           <w:p>
             <w:pPr>
               <w:spacing w:line="300" w:lineRule="auto"/>
+              <w:rPr>
+                <w:rFonts w:hint="eastAsia"/>
+              </w:rPr>
             </w:pPr>
             <w:r>
               <w:rPr>
@@ -4297,6 +4656,7 @@
             <w:pPr>
               <w:spacing w:line="300" w:lineRule="auto"/>
               <w:rPr>
+                <w:rFonts w:hint="eastAsia"/>
                 <w:lang w:eastAsia="zh-CN"/>
               </w:rPr>
             </w:pPr>
@@ -4317,6 +4677,9 @@
           <w:p>
             <w:pPr>
               <w:spacing w:line="300" w:lineRule="auto"/>
+              <w:rPr>
+                <w:rFonts w:hint="eastAsia"/>
+              </w:rPr>
             </w:pPr>
             <w:r>
               <w:rPr>
@@ -4336,6 +4699,9 @@
           <w:p>
             <w:pPr>
               <w:spacing w:line="300" w:lineRule="auto"/>
+              <w:rPr>
+                <w:rFonts w:hint="eastAsia"/>
+              </w:rPr>
             </w:pPr>
             <w:r>
               <w:rPr>
@@ -4353,6 +4719,9 @@
           <w:p>
             <w:pPr>
               <w:spacing w:line="300" w:lineRule="auto"/>
+              <w:rPr>
+                <w:rFonts w:hint="eastAsia"/>
+              </w:rPr>
             </w:pPr>
             <w:r>
               <w:rPr>
@@ -4371,6 +4740,7 @@
             <w:pPr>
               <w:spacing w:line="300" w:lineRule="auto"/>
               <w:rPr>
+                <w:rFonts w:hint="eastAsia"/>
                 <w:lang w:eastAsia="zh-CN"/>
               </w:rPr>
             </w:pPr>
@@ -4391,6 +4761,9 @@
           <w:p>
             <w:pPr>
               <w:spacing w:line="300" w:lineRule="auto"/>
+              <w:rPr>
+                <w:rFonts w:hint="eastAsia"/>
+              </w:rPr>
             </w:pPr>
             <w:r>
               <w:rPr>
@@ -4410,6 +4783,9 @@
           <w:p>
             <w:pPr>
               <w:spacing w:line="300" w:lineRule="auto"/>
+              <w:rPr>
+                <w:rFonts w:hint="eastAsia"/>
+              </w:rPr>
             </w:pPr>
             <w:r>
               <w:rPr>
@@ -4427,6 +4803,9 @@
           <w:p>
             <w:pPr>
               <w:spacing w:line="300" w:lineRule="auto"/>
+              <w:rPr>
+                <w:rFonts w:hint="eastAsia"/>
+              </w:rPr>
             </w:pPr>
             <w:r>
               <w:rPr>
@@ -4445,6 +4824,7 @@
             <w:pPr>
               <w:spacing w:line="300" w:lineRule="auto"/>
               <w:rPr>
+                <w:rFonts w:hint="eastAsia"/>
                 <w:lang w:eastAsia="zh-CN"/>
               </w:rPr>
             </w:pPr>
@@ -4465,6 +4845,9 @@
           <w:p>
             <w:pPr>
               <w:spacing w:line="300" w:lineRule="auto"/>
+              <w:rPr>
+                <w:rFonts w:hint="eastAsia"/>
+              </w:rPr>
             </w:pPr>
             <w:r>
               <w:rPr>
@@ -4484,6 +4867,9 @@
           <w:p>
             <w:pPr>
               <w:spacing w:line="300" w:lineRule="auto"/>
+              <w:rPr>
+                <w:rFonts w:hint="eastAsia"/>
+              </w:rPr>
             </w:pPr>
             <w:r>
               <w:rPr>
@@ -4501,6 +4887,9 @@
           <w:p>
             <w:pPr>
               <w:spacing w:line="300" w:lineRule="auto"/>
+              <w:rPr>
+                <w:rFonts w:hint="eastAsia"/>
+              </w:rPr>
             </w:pPr>
             <w:r>
               <w:rPr>
@@ -4519,6 +4908,7 @@
             <w:pPr>
               <w:spacing w:line="300" w:lineRule="auto"/>
               <w:rPr>
+                <w:rFonts w:hint="eastAsia"/>
                 <w:lang w:eastAsia="zh-CN"/>
               </w:rPr>
             </w:pPr>
@@ -4539,6 +4929,9 @@
           <w:p>
             <w:pPr>
               <w:spacing w:line="300" w:lineRule="auto"/>
+              <w:rPr>
+                <w:rFonts w:hint="eastAsia"/>
+              </w:rPr>
             </w:pPr>
             <w:r>
               <w:rPr>
@@ -4558,6 +4951,9 @@
           <w:p>
             <w:pPr>
               <w:spacing w:line="300" w:lineRule="auto"/>
+              <w:rPr>
+                <w:rFonts w:hint="eastAsia"/>
+              </w:rPr>
             </w:pPr>
             <w:r>
               <w:rPr>
@@ -4576,6 +4972,9 @@
           <w:p>
             <w:pPr>
               <w:spacing w:line="300" w:lineRule="auto"/>
+              <w:rPr>
+                <w:rFonts w:hint="eastAsia"/>
+              </w:rPr>
             </w:pPr>
             <w:r>
               <w:rPr>
@@ -4594,6 +4993,7 @@
             <w:pPr>
               <w:spacing w:line="300" w:lineRule="auto"/>
               <w:rPr>
+                <w:rFonts w:hint="eastAsia"/>
                 <w:lang w:eastAsia="zh-CN"/>
               </w:rPr>
             </w:pPr>
@@ -4614,6 +5014,9 @@
           <w:p>
             <w:pPr>
               <w:spacing w:line="300" w:lineRule="auto"/>
+              <w:rPr>
+                <w:rFonts w:hint="eastAsia"/>
+              </w:rPr>
             </w:pPr>
             <w:r>
               <w:rPr>
@@ -4633,6 +5036,9 @@
           <w:p>
             <w:pPr>
               <w:spacing w:line="300" w:lineRule="auto"/>
+              <w:rPr>
+                <w:rFonts w:hint="eastAsia"/>
+              </w:rPr>
             </w:pPr>
             <w:r>
               <w:rPr>
@@ -4650,6 +5056,9 @@
           <w:p>
             <w:pPr>
               <w:spacing w:line="300" w:lineRule="auto"/>
+              <w:rPr>
+                <w:rFonts w:hint="eastAsia"/>
+              </w:rPr>
             </w:pPr>
             <w:r>
               <w:rPr>
@@ -4668,6 +5077,7 @@
             <w:pPr>
               <w:spacing w:line="300" w:lineRule="auto"/>
               <w:rPr>
+                <w:rFonts w:hint="eastAsia"/>
                 <w:lang w:eastAsia="zh-CN"/>
               </w:rPr>
             </w:pPr>
@@ -4688,6 +5098,9 @@
           <w:p>
             <w:pPr>
               <w:spacing w:line="300" w:lineRule="auto"/>
+              <w:rPr>
+                <w:rFonts w:hint="eastAsia"/>
+              </w:rPr>
             </w:pPr>
             <w:r>
               <w:rPr>
@@ -4700,12 +5113,19 @@
         </w:tc>
       </w:tr>
     </w:tbl>
-    <w:p/>
+    <w:p>
+      <w:pPr>
+        <w:rPr>
+          <w:rFonts w:hint="eastAsia"/>
+        </w:rPr>
+      </w:pPr>
+    </w:p>
     <w:p>
       <w:pPr>
         <w:spacing w:line="360" w:lineRule="auto"/>
         <w:ind w:firstLineChars="200" w:firstLine="480"/>
         <w:rPr>
+          <w:rFonts w:hint="eastAsia"/>
           <w:lang w:eastAsia="zh-CN"/>
         </w:rPr>
       </w:pPr>
@@ -4722,6 +5142,7 @@
         <w:spacing w:line="360" w:lineRule="auto"/>
         <w:ind w:firstLineChars="200" w:firstLine="480"/>
         <w:rPr>
+          <w:rFonts w:hint="eastAsia"/>
           <w:lang w:eastAsia="zh-CN"/>
         </w:rPr>
       </w:pPr>
@@ -4738,6 +5159,7 @@
         <w:spacing w:line="360" w:lineRule="auto"/>
         <w:ind w:firstLineChars="200" w:firstLine="480"/>
         <w:rPr>
+          <w:rFonts w:hint="eastAsia"/>
           <w:lang w:eastAsia="zh-CN"/>
         </w:rPr>
       </w:pPr>
@@ -4754,6 +5176,7 @@
         <w:spacing w:line="360" w:lineRule="auto"/>
         <w:ind w:firstLineChars="200" w:firstLine="480"/>
         <w:rPr>
+          <w:rFonts w:hint="eastAsia"/>
           <w:lang w:eastAsia="zh-CN"/>
         </w:rPr>
       </w:pPr>
@@ -4785,6 +5208,7 @@
         <w:spacing w:line="360" w:lineRule="auto"/>
         <w:ind w:firstLineChars="200" w:firstLine="480"/>
         <w:rPr>
+          <w:rFonts w:hint="eastAsia"/>
           <w:lang w:eastAsia="zh-CN"/>
         </w:rPr>
       </w:pPr>
@@ -4817,6 +5241,7 @@
         <w:jc w:val="center"/>
         <w:outlineLvl w:val="0"/>
         <w:rPr>
+          <w:rFonts w:hint="eastAsia"/>
           <w:lang w:eastAsia="zh-CN"/>
         </w:rPr>
       </w:pPr>
@@ -4836,6 +5261,7 @@
         <w:spacing w:before="240" w:after="120" w:line="360" w:lineRule="auto"/>
         <w:outlineLvl w:val="1"/>
         <w:rPr>
+          <w:rFonts w:hint="eastAsia"/>
           <w:lang w:eastAsia="zh-CN"/>
         </w:rPr>
       </w:pPr>
@@ -4876,6 +5302,9 @@
           <w:p>
             <w:pPr>
               <w:spacing w:line="300" w:lineRule="auto"/>
+              <w:rPr>
+                <w:rFonts w:hint="eastAsia"/>
+              </w:rPr>
             </w:pPr>
             <w:r>
               <w:rPr>
@@ -4894,6 +5323,9 @@
           <w:p>
             <w:pPr>
               <w:spacing w:line="300" w:lineRule="auto"/>
+              <w:rPr>
+                <w:rFonts w:hint="eastAsia"/>
+              </w:rPr>
             </w:pPr>
             <w:r>
               <w:rPr>
@@ -4912,6 +5344,9 @@
           <w:p>
             <w:pPr>
               <w:spacing w:line="300" w:lineRule="auto"/>
+              <w:rPr>
+                <w:rFonts w:hint="eastAsia"/>
+              </w:rPr>
             </w:pPr>
             <w:r>
               <w:rPr>
@@ -4932,6 +5367,9 @@
           <w:p>
             <w:pPr>
               <w:spacing w:line="300" w:lineRule="auto"/>
+              <w:rPr>
+                <w:rFonts w:hint="eastAsia"/>
+              </w:rPr>
             </w:pPr>
             <w:r>
               <w:rPr>
@@ -4950,6 +5388,7 @@
             <w:pPr>
               <w:spacing w:line="300" w:lineRule="auto"/>
               <w:rPr>
+                <w:rFonts w:hint="eastAsia"/>
                 <w:lang w:eastAsia="zh-CN"/>
               </w:rPr>
             </w:pPr>
@@ -4970,6 +5409,9 @@
           <w:p>
             <w:pPr>
               <w:spacing w:line="300" w:lineRule="auto"/>
+              <w:rPr>
+                <w:rFonts w:hint="eastAsia"/>
+              </w:rPr>
             </w:pPr>
             <w:r>
               <w:rPr>
@@ -4989,6 +5431,9 @@
           <w:p>
             <w:pPr>
               <w:spacing w:line="300" w:lineRule="auto"/>
+              <w:rPr>
+                <w:rFonts w:hint="eastAsia"/>
+              </w:rPr>
             </w:pPr>
             <w:r>
               <w:rPr>
@@ -5007,6 +5452,7 @@
             <w:pPr>
               <w:spacing w:line="300" w:lineRule="auto"/>
               <w:rPr>
+                <w:rFonts w:hint="eastAsia"/>
                 <w:lang w:eastAsia="zh-CN"/>
               </w:rPr>
             </w:pPr>
@@ -5028,6 +5474,7 @@
             <w:pPr>
               <w:spacing w:line="300" w:lineRule="auto"/>
               <w:rPr>
+                <w:rFonts w:hint="eastAsia"/>
                 <w:lang w:eastAsia="zh-CN"/>
               </w:rPr>
             </w:pPr>
@@ -5050,6 +5497,9 @@
           <w:p>
             <w:pPr>
               <w:spacing w:line="300" w:lineRule="auto"/>
+              <w:rPr>
+                <w:rFonts w:hint="eastAsia"/>
+              </w:rPr>
             </w:pPr>
             <w:r>
               <w:rPr>
@@ -5068,6 +5518,7 @@
             <w:pPr>
               <w:spacing w:line="300" w:lineRule="auto"/>
               <w:rPr>
+                <w:rFonts w:hint="eastAsia"/>
                 <w:lang w:eastAsia="zh-CN"/>
               </w:rPr>
             </w:pPr>
@@ -5089,6 +5540,7 @@
             <w:pPr>
               <w:spacing w:line="300" w:lineRule="auto"/>
               <w:rPr>
+                <w:rFonts w:hint="eastAsia"/>
                 <w:lang w:eastAsia="zh-CN"/>
               </w:rPr>
             </w:pPr>
@@ -5111,6 +5563,9 @@
           <w:p>
             <w:pPr>
               <w:spacing w:line="300" w:lineRule="auto"/>
+              <w:rPr>
+                <w:rFonts w:hint="eastAsia"/>
+              </w:rPr>
             </w:pPr>
             <w:r>
               <w:rPr>
@@ -5129,6 +5584,7 @@
             <w:pPr>
               <w:spacing w:line="300" w:lineRule="auto"/>
               <w:rPr>
+                <w:rFonts w:hint="eastAsia"/>
                 <w:lang w:eastAsia="zh-CN"/>
               </w:rPr>
             </w:pPr>
@@ -5149,6 +5605,9 @@
           <w:p>
             <w:pPr>
               <w:spacing w:line="300" w:lineRule="auto"/>
+              <w:rPr>
+                <w:rFonts w:hint="eastAsia"/>
+              </w:rPr>
             </w:pPr>
             <w:r>
               <w:rPr>
@@ -5168,6 +5627,9 @@
           <w:p>
             <w:pPr>
               <w:spacing w:line="300" w:lineRule="auto"/>
+              <w:rPr>
+                <w:rFonts w:hint="eastAsia"/>
+              </w:rPr>
             </w:pPr>
             <w:r>
               <w:rPr>
@@ -5186,6 +5648,7 @@
             <w:pPr>
               <w:spacing w:line="300" w:lineRule="auto"/>
               <w:rPr>
+                <w:rFonts w:hint="eastAsia"/>
                 <w:lang w:eastAsia="zh-CN"/>
               </w:rPr>
             </w:pPr>
@@ -5206,6 +5669,9 @@
           <w:p>
             <w:pPr>
               <w:spacing w:line="300" w:lineRule="auto"/>
+              <w:rPr>
+                <w:rFonts w:hint="eastAsia"/>
+              </w:rPr>
             </w:pPr>
             <w:r>
               <w:rPr>
@@ -5218,11 +5684,20 @@
         </w:tc>
       </w:tr>
     </w:tbl>
-    <w:p/>
+    <w:p>
+      <w:pPr>
+        <w:rPr>
+          <w:rFonts w:hint="eastAsia"/>
+        </w:rPr>
+      </w:pPr>
+    </w:p>
     <w:p>
       <w:pPr>
         <w:spacing w:before="240" w:after="120" w:line="360" w:lineRule="auto"/>
         <w:outlineLvl w:val="1"/>
+        <w:rPr>
+          <w:rFonts w:hint="eastAsia"/>
+        </w:rPr>
       </w:pPr>
       <w:r>
         <w:rPr>
@@ -5260,6 +5735,9 @@
           <w:p>
             <w:pPr>
               <w:spacing w:line="300" w:lineRule="auto"/>
+              <w:rPr>
+                <w:rFonts w:hint="eastAsia"/>
+              </w:rPr>
             </w:pPr>
             <w:r>
               <w:rPr>
@@ -5279,6 +5757,9 @@
           <w:p>
             <w:pPr>
               <w:spacing w:line="300" w:lineRule="auto"/>
+              <w:rPr>
+                <w:rFonts w:hint="eastAsia"/>
+              </w:rPr>
             </w:pPr>
             <w:r>
               <w:rPr>
@@ -5297,6 +5778,9 @@
           <w:p>
             <w:pPr>
               <w:spacing w:line="300" w:lineRule="auto"/>
+              <w:rPr>
+                <w:rFonts w:hint="eastAsia"/>
+              </w:rPr>
             </w:pPr>
             <w:r>
               <w:rPr>
@@ -5317,6 +5801,9 @@
           <w:p>
             <w:pPr>
               <w:spacing w:line="300" w:lineRule="auto"/>
+              <w:rPr>
+                <w:rFonts w:hint="eastAsia"/>
+              </w:rPr>
             </w:pPr>
             <w:r>
               <w:rPr>
@@ -5334,6 +5821,9 @@
           <w:p>
             <w:pPr>
               <w:spacing w:line="300" w:lineRule="auto"/>
+              <w:rPr>
+                <w:rFonts w:hint="eastAsia"/>
+              </w:rPr>
             </w:pPr>
             <w:r>
               <w:rPr>
@@ -5351,6 +5841,9 @@
           <w:p>
             <w:pPr>
               <w:spacing w:line="300" w:lineRule="auto"/>
+              <w:rPr>
+                <w:rFonts w:hint="eastAsia"/>
+              </w:rPr>
             </w:pPr>
             <w:r>
               <w:rPr>
@@ -5370,6 +5863,9 @@
           <w:p>
             <w:pPr>
               <w:spacing w:line="300" w:lineRule="auto"/>
+              <w:rPr>
+                <w:rFonts w:hint="eastAsia"/>
+              </w:rPr>
             </w:pPr>
             <w:r>
               <w:rPr>
@@ -5387,6 +5883,9 @@
           <w:p>
             <w:pPr>
               <w:spacing w:line="300" w:lineRule="auto"/>
+              <w:rPr>
+                <w:rFonts w:hint="eastAsia"/>
+              </w:rPr>
             </w:pPr>
             <w:r>
               <w:rPr>
@@ -5404,6 +5903,9 @@
           <w:p>
             <w:pPr>
               <w:spacing w:line="300" w:lineRule="auto"/>
+              <w:rPr>
+                <w:rFonts w:hint="eastAsia"/>
+              </w:rPr>
             </w:pPr>
             <w:r>
               <w:rPr>
@@ -5423,6 +5925,9 @@
           <w:p>
             <w:pPr>
               <w:spacing w:line="300" w:lineRule="auto"/>
+              <w:rPr>
+                <w:rFonts w:hint="eastAsia"/>
+              </w:rPr>
             </w:pPr>
             <w:r>
               <w:rPr>
@@ -5440,6 +5945,9 @@
           <w:p>
             <w:pPr>
               <w:spacing w:line="300" w:lineRule="auto"/>
+              <w:rPr>
+                <w:rFonts w:hint="eastAsia"/>
+              </w:rPr>
             </w:pPr>
             <w:r>
               <w:rPr>
@@ -5458,6 +5966,7 @@
             <w:pPr>
               <w:spacing w:line="300" w:lineRule="auto"/>
               <w:rPr>
+                <w:rFonts w:hint="eastAsia"/>
                 <w:lang w:eastAsia="zh-CN"/>
               </w:rPr>
             </w:pPr>
@@ -5480,6 +5989,9 @@
           <w:p>
             <w:pPr>
               <w:spacing w:line="300" w:lineRule="auto"/>
+              <w:rPr>
+                <w:rFonts w:hint="eastAsia"/>
+              </w:rPr>
             </w:pPr>
             <w:r>
               <w:rPr>
@@ -5497,6 +6009,9 @@
           <w:p>
             <w:pPr>
               <w:spacing w:line="300" w:lineRule="auto"/>
+              <w:rPr>
+                <w:rFonts w:hint="eastAsia"/>
+              </w:rPr>
             </w:pPr>
             <w:r>
               <w:rPr>
@@ -5514,6 +6029,9 @@
           <w:p>
             <w:pPr>
               <w:spacing w:line="300" w:lineRule="auto"/>
+              <w:rPr>
+                <w:rFonts w:hint="eastAsia"/>
+              </w:rPr>
             </w:pPr>
             <w:r>
               <w:rPr>
@@ -5526,11 +6044,20 @@
         </w:tc>
       </w:tr>
     </w:tbl>
-    <w:p/>
+    <w:p>
+      <w:pPr>
+        <w:rPr>
+          <w:rFonts w:hint="eastAsia"/>
+        </w:rPr>
+      </w:pPr>
+    </w:p>
     <w:p>
       <w:pPr>
         <w:spacing w:before="240" w:after="120" w:line="360" w:lineRule="auto"/>
         <w:outlineLvl w:val="1"/>
+        <w:rPr>
+          <w:rFonts w:hint="eastAsia"/>
+        </w:rPr>
       </w:pPr>
       <w:r>
         <w:rPr>
@@ -5547,6 +6074,7 @@
         <w:spacing w:line="360" w:lineRule="auto"/>
         <w:ind w:firstLineChars="200" w:firstLine="480"/>
         <w:rPr>
+          <w:rFonts w:hint="eastAsia"/>
           <w:lang w:eastAsia="zh-CN"/>
         </w:rPr>
       </w:pPr>
@@ -5562,6 +6090,9 @@
       <w:pPr>
         <w:spacing w:before="240" w:after="120" w:line="360" w:lineRule="auto"/>
         <w:outlineLvl w:val="1"/>
+        <w:rPr>
+          <w:rFonts w:hint="eastAsia"/>
+        </w:rPr>
       </w:pPr>
       <w:r>
         <w:rPr>
@@ -5599,6 +6130,9 @@
           <w:p>
             <w:pPr>
               <w:spacing w:line="300" w:lineRule="auto"/>
+              <w:rPr>
+                <w:rFonts w:hint="eastAsia"/>
+              </w:rPr>
             </w:pPr>
             <w:r>
               <w:rPr>
@@ -5617,6 +6151,9 @@
           <w:p>
             <w:pPr>
               <w:spacing w:line="300" w:lineRule="auto"/>
+              <w:rPr>
+                <w:rFonts w:hint="eastAsia"/>
+              </w:rPr>
             </w:pPr>
             <w:r>
               <w:rPr>
@@ -5635,6 +6172,9 @@
           <w:p>
             <w:pPr>
               <w:spacing w:line="300" w:lineRule="auto"/>
+              <w:rPr>
+                <w:rFonts w:hint="eastAsia"/>
+              </w:rPr>
             </w:pPr>
             <w:r>
               <w:rPr>
@@ -5655,6 +6195,9 @@
           <w:p>
             <w:pPr>
               <w:spacing w:line="300" w:lineRule="auto"/>
+              <w:rPr>
+                <w:rFonts w:hint="eastAsia"/>
+              </w:rPr>
             </w:pPr>
             <w:r>
               <w:rPr>
@@ -5672,6 +6215,9 @@
           <w:p>
             <w:pPr>
               <w:spacing w:line="300" w:lineRule="auto"/>
+              <w:rPr>
+                <w:rFonts w:hint="eastAsia"/>
+              </w:rPr>
             </w:pPr>
             <w:r>
               <w:rPr>
@@ -5689,6 +6235,9 @@
           <w:p>
             <w:pPr>
               <w:spacing w:line="300" w:lineRule="auto"/>
+              <w:rPr>
+                <w:rFonts w:hint="eastAsia"/>
+              </w:rPr>
             </w:pPr>
             <w:r>
               <w:rPr>
@@ -5708,6 +6257,9 @@
           <w:p>
             <w:pPr>
               <w:spacing w:line="300" w:lineRule="auto"/>
+              <w:rPr>
+                <w:rFonts w:hint="eastAsia"/>
+              </w:rPr>
             </w:pPr>
             <w:r>
               <w:rPr>
@@ -5725,6 +6277,9 @@
           <w:p>
             <w:pPr>
               <w:spacing w:line="300" w:lineRule="auto"/>
+              <w:rPr>
+                <w:rFonts w:hint="eastAsia"/>
+              </w:rPr>
             </w:pPr>
             <w:r>
               <w:rPr>
@@ -5742,6 +6297,9 @@
           <w:p>
             <w:pPr>
               <w:spacing w:line="300" w:lineRule="auto"/>
+              <w:rPr>
+                <w:rFonts w:hint="eastAsia"/>
+              </w:rPr>
             </w:pPr>
             <w:r>
               <w:rPr>
@@ -5761,6 +6319,9 @@
           <w:p>
             <w:pPr>
               <w:spacing w:line="300" w:lineRule="auto"/>
+              <w:rPr>
+                <w:rFonts w:hint="eastAsia"/>
+              </w:rPr>
             </w:pPr>
             <w:r>
               <w:rPr>
@@ -5778,6 +6339,9 @@
           <w:p>
             <w:pPr>
               <w:spacing w:line="300" w:lineRule="auto"/>
+              <w:rPr>
+                <w:rFonts w:hint="eastAsia"/>
+              </w:rPr>
             </w:pPr>
             <w:r>
               <w:rPr>
@@ -5796,6 +6360,7 @@
             <w:pPr>
               <w:spacing w:line="300" w:lineRule="auto"/>
               <w:rPr>
+                <w:rFonts w:hint="eastAsia"/>
                 <w:lang w:eastAsia="zh-CN"/>
               </w:rPr>
             </w:pPr>
@@ -5818,6 +6383,9 @@
           <w:p>
             <w:pPr>
               <w:spacing w:line="300" w:lineRule="auto"/>
+              <w:rPr>
+                <w:rFonts w:hint="eastAsia"/>
+              </w:rPr>
             </w:pPr>
             <w:r>
               <w:rPr>
@@ -5835,6 +6403,9 @@
           <w:p>
             <w:pPr>
               <w:spacing w:line="300" w:lineRule="auto"/>
+              <w:rPr>
+                <w:rFonts w:hint="eastAsia"/>
+              </w:rPr>
             </w:pPr>
             <w:r>
               <w:rPr>
@@ -5852,6 +6423,9 @@
           <w:p>
             <w:pPr>
               <w:spacing w:line="300" w:lineRule="auto"/>
+              <w:rPr>
+                <w:rFonts w:hint="eastAsia"/>
+              </w:rPr>
             </w:pPr>
             <w:r>
               <w:rPr>
@@ -5871,6 +6445,9 @@
           <w:p>
             <w:pPr>
               <w:spacing w:line="300" w:lineRule="auto"/>
+              <w:rPr>
+                <w:rFonts w:hint="eastAsia"/>
+              </w:rPr>
             </w:pPr>
             <w:r>
               <w:rPr>
@@ -5888,6 +6465,9 @@
           <w:p>
             <w:pPr>
               <w:spacing w:line="300" w:lineRule="auto"/>
+              <w:rPr>
+                <w:rFonts w:hint="eastAsia"/>
+              </w:rPr>
             </w:pPr>
             <w:r>
               <w:rPr>
@@ -5905,6 +6485,9 @@
           <w:p>
             <w:pPr>
               <w:spacing w:line="300" w:lineRule="auto"/>
+              <w:rPr>
+                <w:rFonts w:hint="eastAsia"/>
+              </w:rPr>
             </w:pPr>
             <w:r>
               <w:rPr>
@@ -5924,6 +6507,9 @@
           <w:p>
             <w:pPr>
               <w:spacing w:line="300" w:lineRule="auto"/>
+              <w:rPr>
+                <w:rFonts w:hint="eastAsia"/>
+              </w:rPr>
             </w:pPr>
             <w:r>
               <w:rPr>
@@ -5942,6 +6528,7 @@
             <w:pPr>
               <w:spacing w:line="300" w:lineRule="auto"/>
               <w:rPr>
+                <w:rFonts w:hint="eastAsia"/>
                 <w:lang w:eastAsia="zh-CN"/>
               </w:rPr>
             </w:pPr>
@@ -5962,6 +6549,9 @@
           <w:p>
             <w:pPr>
               <w:spacing w:line="300" w:lineRule="auto"/>
+              <w:rPr>
+                <w:rFonts w:hint="eastAsia"/>
+              </w:rPr>
             </w:pPr>
             <w:r>
               <w:rPr>
@@ -5974,12 +6564,21 @@
         </w:tc>
       </w:tr>
     </w:tbl>
-    <w:p/>
+    <w:p>
+      <w:pPr>
+        <w:rPr>
+          <w:rFonts w:hint="eastAsia"/>
+        </w:rPr>
+      </w:pPr>
+    </w:p>
     <w:p>
       <w:pPr>
         <w:spacing w:before="240" w:after="120" w:line="360" w:lineRule="auto"/>
         <w:jc w:val="center"/>
         <w:outlineLvl w:val="0"/>
+        <w:rPr>
+          <w:rFonts w:hint="eastAsia"/>
+        </w:rPr>
       </w:pPr>
       <w:r>
         <w:rPr>
@@ -5996,6 +6595,7 @@
         <w:spacing w:before="240" w:after="120" w:line="360" w:lineRule="auto"/>
         <w:outlineLvl w:val="1"/>
         <w:rPr>
+          <w:rFonts w:hint="eastAsia"/>
           <w:lang w:eastAsia="zh-CN"/>
         </w:rPr>
       </w:pPr>
@@ -6035,6 +6635,9 @@
           <w:p>
             <w:pPr>
               <w:spacing w:line="300" w:lineRule="auto"/>
+              <w:rPr>
+                <w:rFonts w:hint="eastAsia"/>
+              </w:rPr>
             </w:pPr>
             <w:r>
               <w:rPr>
@@ -6053,6 +6656,9 @@
           <w:p>
             <w:pPr>
               <w:spacing w:line="300" w:lineRule="auto"/>
+              <w:rPr>
+                <w:rFonts w:hint="eastAsia"/>
+              </w:rPr>
             </w:pPr>
             <w:r>
               <w:rPr>
@@ -6073,6 +6679,9 @@
           <w:p>
             <w:pPr>
               <w:spacing w:line="300" w:lineRule="auto"/>
+              <w:rPr>
+                <w:rFonts w:hint="eastAsia"/>
+              </w:rPr>
             </w:pPr>
             <w:r>
               <w:rPr>
@@ -6091,6 +6700,7 @@
             <w:pPr>
               <w:spacing w:line="300" w:lineRule="auto"/>
               <w:rPr>
+                <w:rFonts w:hint="eastAsia"/>
                 <w:lang w:eastAsia="zh-CN"/>
               </w:rPr>
             </w:pPr>
@@ -6113,6 +6723,9 @@
           <w:p>
             <w:pPr>
               <w:spacing w:line="300" w:lineRule="auto"/>
+              <w:rPr>
+                <w:rFonts w:hint="eastAsia"/>
+              </w:rPr>
             </w:pPr>
             <w:r>
               <w:rPr>
@@ -6139,6 +6752,7 @@
             <w:pPr>
               <w:spacing w:line="300" w:lineRule="auto"/>
               <w:rPr>
+                <w:rFonts w:hint="eastAsia"/>
                 <w:lang w:eastAsia="zh-CN"/>
               </w:rPr>
             </w:pPr>
@@ -6171,6 +6785,9 @@
           <w:p>
             <w:pPr>
               <w:spacing w:line="300" w:lineRule="auto"/>
+              <w:rPr>
+                <w:rFonts w:hint="eastAsia"/>
+              </w:rPr>
             </w:pPr>
             <w:r>
               <w:rPr>
@@ -6190,6 +6807,7 @@
             <w:pPr>
               <w:spacing w:line="300" w:lineRule="auto"/>
               <w:rPr>
+                <w:rFonts w:hint="eastAsia"/>
                 <w:lang w:eastAsia="zh-CN"/>
               </w:rPr>
             </w:pPr>
@@ -6212,6 +6830,9 @@
           <w:p>
             <w:pPr>
               <w:spacing w:line="300" w:lineRule="auto"/>
+              <w:rPr>
+                <w:rFonts w:hint="eastAsia"/>
+              </w:rPr>
             </w:pPr>
             <w:r>
               <w:rPr>
@@ -6230,6 +6851,7 @@
             <w:pPr>
               <w:spacing w:line="300" w:lineRule="auto"/>
               <w:rPr>
+                <w:rFonts w:hint="eastAsia"/>
                 <w:lang w:eastAsia="zh-CN"/>
               </w:rPr>
             </w:pPr>
@@ -6252,6 +6874,9 @@
           <w:p>
             <w:pPr>
               <w:spacing w:line="300" w:lineRule="auto"/>
+              <w:rPr>
+                <w:rFonts w:hint="eastAsia"/>
+              </w:rPr>
             </w:pPr>
             <w:r>
               <w:rPr>
@@ -6270,6 +6895,7 @@
             <w:pPr>
               <w:spacing w:line="300" w:lineRule="auto"/>
               <w:rPr>
+                <w:rFonts w:hint="eastAsia"/>
                 <w:lang w:eastAsia="zh-CN"/>
               </w:rPr>
             </w:pPr>
@@ -6292,6 +6918,9 @@
           <w:p>
             <w:pPr>
               <w:spacing w:line="300" w:lineRule="auto"/>
+              <w:rPr>
+                <w:rFonts w:hint="eastAsia"/>
+              </w:rPr>
             </w:pPr>
             <w:r>
               <w:rPr>
@@ -6310,6 +6939,7 @@
             <w:pPr>
               <w:spacing w:line="300" w:lineRule="auto"/>
               <w:rPr>
+                <w:rFonts w:hint="eastAsia"/>
                 <w:lang w:eastAsia="zh-CN"/>
               </w:rPr>
             </w:pPr>
@@ -6332,6 +6962,9 @@
           <w:p>
             <w:pPr>
               <w:spacing w:line="300" w:lineRule="auto"/>
+              <w:rPr>
+                <w:rFonts w:hint="eastAsia"/>
+              </w:rPr>
             </w:pPr>
             <w:r>
               <w:rPr>
@@ -6350,6 +6983,7 @@
             <w:pPr>
               <w:spacing w:line="300" w:lineRule="auto"/>
               <w:rPr>
+                <w:rFonts w:hint="eastAsia"/>
                 <w:lang w:eastAsia="zh-CN"/>
               </w:rPr>
             </w:pPr>
@@ -6368,6 +7002,7 @@
     <w:p>
       <w:pPr>
         <w:rPr>
+          <w:rFonts w:hint="eastAsia"/>
           <w:lang w:eastAsia="zh-CN"/>
         </w:rPr>
       </w:pPr>
@@ -6377,6 +7012,7 @@
         <w:spacing w:before="240" w:after="120" w:line="360" w:lineRule="auto"/>
         <w:outlineLvl w:val="1"/>
         <w:rPr>
+          <w:rFonts w:hint="eastAsia"/>
           <w:lang w:eastAsia="zh-CN"/>
         </w:rPr>
       </w:pPr>
@@ -6396,6 +7032,7 @@
         <w:spacing w:line="360" w:lineRule="auto"/>
         <w:ind w:firstLineChars="200" w:firstLine="480"/>
         <w:rPr>
+          <w:rFonts w:hint="eastAsia"/>
           <w:lang w:eastAsia="zh-CN"/>
         </w:rPr>
       </w:pPr>
@@ -6427,6 +7064,7 @@
         <w:spacing w:line="360" w:lineRule="auto"/>
         <w:ind w:firstLineChars="200" w:firstLine="480"/>
         <w:rPr>
+          <w:rFonts w:hint="eastAsia"/>
           <w:lang w:eastAsia="zh-CN"/>
         </w:rPr>
       </w:pPr>
@@ -6451,6 +7089,7 @@
         <w:spacing w:before="240" w:after="120" w:line="360" w:lineRule="auto"/>
         <w:outlineLvl w:val="1"/>
         <w:rPr>
+          <w:rFonts w:hint="eastAsia"/>
           <w:lang w:eastAsia="zh-CN"/>
         </w:rPr>
       </w:pPr>
@@ -6470,6 +7109,7 @@
         <w:spacing w:line="360" w:lineRule="auto"/>
         <w:ind w:firstLineChars="200" w:firstLine="480"/>
         <w:rPr>
+          <w:rFonts w:hint="eastAsia"/>
           <w:lang w:eastAsia="zh-CN"/>
         </w:rPr>
       </w:pPr>
@@ -6561,6 +7201,7 @@
         <w:spacing w:before="240" w:after="120" w:line="360" w:lineRule="auto"/>
         <w:outlineLvl w:val="1"/>
         <w:rPr>
+          <w:rFonts w:hint="eastAsia"/>
           <w:lang w:eastAsia="zh-CN"/>
         </w:rPr>
       </w:pPr>
@@ -6580,6 +7221,7 @@
         <w:spacing w:line="360" w:lineRule="auto"/>
         <w:ind w:firstLineChars="200" w:firstLine="480"/>
         <w:rPr>
+          <w:rFonts w:hint="eastAsia"/>
           <w:lang w:eastAsia="zh-CN"/>
         </w:rPr>
       </w:pPr>
@@ -6642,6 +7284,7 @@
         <w:jc w:val="center"/>
         <w:outlineLvl w:val="0"/>
         <w:rPr>
+          <w:rFonts w:hint="eastAsia"/>
           <w:lang w:eastAsia="zh-CN"/>
         </w:rPr>
       </w:pPr>
@@ -6661,6 +7304,7 @@
         <w:spacing w:before="240" w:after="120" w:line="360" w:lineRule="auto"/>
         <w:outlineLvl w:val="1"/>
         <w:rPr>
+          <w:rFonts w:hint="eastAsia"/>
           <w:lang w:eastAsia="zh-CN"/>
         </w:rPr>
       </w:pPr>
@@ -6701,6 +7345,9 @@
           <w:p>
             <w:pPr>
               <w:spacing w:line="300" w:lineRule="auto"/>
+              <w:rPr>
+                <w:rFonts w:hint="eastAsia"/>
+              </w:rPr>
             </w:pPr>
             <w:r>
               <w:rPr>
@@ -6720,6 +7367,9 @@
           <w:p>
             <w:pPr>
               <w:spacing w:line="300" w:lineRule="auto"/>
+              <w:rPr>
+                <w:rFonts w:hint="eastAsia"/>
+              </w:rPr>
             </w:pPr>
             <w:r>
               <w:rPr>
@@ -6738,6 +7388,9 @@
           <w:p>
             <w:pPr>
               <w:spacing w:line="300" w:lineRule="auto"/>
+              <w:rPr>
+                <w:rFonts w:hint="eastAsia"/>
+              </w:rPr>
             </w:pPr>
             <w:r>
               <w:rPr>
@@ -6758,6 +7411,9 @@
           <w:p>
             <w:pPr>
               <w:spacing w:line="300" w:lineRule="auto"/>
+              <w:rPr>
+                <w:rFonts w:hint="eastAsia"/>
+              </w:rPr>
             </w:pPr>
             <w:r>
               <w:rPr>
@@ -6775,6 +7431,9 @@
           <w:p>
             <w:pPr>
               <w:spacing w:line="300" w:lineRule="auto"/>
+              <w:rPr>
+                <w:rFonts w:hint="eastAsia"/>
+              </w:rPr>
             </w:pPr>
             <w:r>
               <w:rPr>
@@ -6793,6 +7452,7 @@
             <w:pPr>
               <w:spacing w:line="300" w:lineRule="auto"/>
               <w:rPr>
+                <w:rFonts w:hint="eastAsia"/>
                 <w:lang w:eastAsia="zh-CN"/>
               </w:rPr>
             </w:pPr>
@@ -6815,6 +7475,9 @@
           <w:p>
             <w:pPr>
               <w:spacing w:line="300" w:lineRule="auto"/>
+              <w:rPr>
+                <w:rFonts w:hint="eastAsia"/>
+              </w:rPr>
             </w:pPr>
             <w:r>
               <w:rPr>
@@ -6832,6 +7495,9 @@
           <w:p>
             <w:pPr>
               <w:spacing w:line="300" w:lineRule="auto"/>
+              <w:rPr>
+                <w:rFonts w:hint="eastAsia"/>
+              </w:rPr>
             </w:pPr>
             <w:r>
               <w:rPr>
@@ -6849,6 +7515,9 @@
           <w:p>
             <w:pPr>
               <w:spacing w:line="300" w:lineRule="auto"/>
+              <w:rPr>
+                <w:rFonts w:hint="eastAsia"/>
+              </w:rPr>
             </w:pPr>
             <w:r>
               <w:rPr>
@@ -6868,6 +7537,9 @@
           <w:p>
             <w:pPr>
               <w:spacing w:line="300" w:lineRule="auto"/>
+              <w:rPr>
+                <w:rFonts w:hint="eastAsia"/>
+              </w:rPr>
             </w:pPr>
             <w:r>
               <w:rPr>
@@ -6885,6 +7557,9 @@
           <w:p>
             <w:pPr>
               <w:spacing w:line="300" w:lineRule="auto"/>
+              <w:rPr>
+                <w:rFonts w:hint="eastAsia"/>
+              </w:rPr>
             </w:pPr>
             <w:r>
               <w:rPr>
@@ -6902,6 +7577,9 @@
           <w:p>
             <w:pPr>
               <w:spacing w:line="300" w:lineRule="auto"/>
+              <w:rPr>
+                <w:rFonts w:hint="eastAsia"/>
+              </w:rPr>
             </w:pPr>
             <w:r>
               <w:rPr>
@@ -6914,12 +7592,19 @@
         </w:tc>
       </w:tr>
     </w:tbl>
-    <w:p/>
+    <w:p>
+      <w:pPr>
+        <w:rPr>
+          <w:rFonts w:hint="eastAsia"/>
+        </w:rPr>
+      </w:pPr>
+    </w:p>
     <w:p>
       <w:pPr>
         <w:spacing w:line="360" w:lineRule="auto"/>
         <w:ind w:firstLineChars="200" w:firstLine="480"/>
         <w:rPr>
+          <w:rFonts w:hint="eastAsia"/>
           <w:lang w:eastAsia="zh-CN"/>
         </w:rPr>
       </w:pPr>
@@ -6936,6 +7621,7 @@
         <w:spacing w:before="240" w:after="120" w:line="360" w:lineRule="auto"/>
         <w:outlineLvl w:val="1"/>
         <w:rPr>
+          <w:rFonts w:hint="eastAsia"/>
           <w:lang w:eastAsia="zh-CN"/>
         </w:rPr>
       </w:pPr>
@@ -6955,6 +7641,7 @@
         <w:spacing w:line="360" w:lineRule="auto"/>
         <w:ind w:firstLineChars="200" w:firstLine="480"/>
         <w:rPr>
+          <w:rFonts w:hint="eastAsia"/>
           <w:lang w:eastAsia="zh-CN"/>
         </w:rPr>
       </w:pPr>
@@ -7016,6 +7703,7 @@
         <w:spacing w:line="360" w:lineRule="auto"/>
         <w:ind w:firstLineChars="200" w:firstLine="480"/>
         <w:rPr>
+          <w:rFonts w:hint="eastAsia"/>
           <w:lang w:eastAsia="zh-CN"/>
         </w:rPr>
       </w:pPr>
@@ -7032,6 +7720,7 @@
         <w:spacing w:line="360" w:lineRule="auto"/>
         <w:ind w:firstLineChars="200" w:firstLine="480"/>
         <w:rPr>
+          <w:rFonts w:hint="eastAsia"/>
           <w:lang w:eastAsia="zh-CN"/>
         </w:rPr>
       </w:pPr>
@@ -7063,6 +7752,7 @@
         <w:spacing w:line="360" w:lineRule="auto"/>
         <w:ind w:firstLineChars="200" w:firstLine="480"/>
         <w:rPr>
+          <w:rFonts w:hint="eastAsia"/>
           <w:lang w:eastAsia="zh-CN"/>
         </w:rPr>
       </w:pPr>
@@ -7094,6 +7784,7 @@
         <w:spacing w:line="360" w:lineRule="auto"/>
         <w:ind w:firstLineChars="200" w:firstLine="480"/>
         <w:rPr>
+          <w:rFonts w:hint="eastAsia"/>
           <w:lang w:eastAsia="zh-CN"/>
         </w:rPr>
       </w:pPr>
@@ -7125,6 +7816,7 @@
         <w:spacing w:line="360" w:lineRule="auto"/>
         <w:ind w:firstLineChars="200" w:firstLine="480"/>
         <w:rPr>
+          <w:rFonts w:hint="eastAsia"/>
           <w:lang w:eastAsia="zh-CN"/>
         </w:rPr>
       </w:pPr>
@@ -7141,6 +7833,7 @@
         <w:spacing w:line="360" w:lineRule="auto"/>
         <w:ind w:firstLineChars="200" w:firstLine="480"/>
         <w:rPr>
+          <w:rFonts w:hint="eastAsia"/>
           <w:lang w:eastAsia="zh-CN"/>
         </w:rPr>
       </w:pPr>
@@ -7157,6 +7850,7 @@
         <w:spacing w:line="360" w:lineRule="auto"/>
         <w:ind w:firstLineChars="200" w:firstLine="480"/>
         <w:rPr>
+          <w:rFonts w:hint="eastAsia"/>
           <w:lang w:eastAsia="zh-CN"/>
         </w:rPr>
       </w:pPr>
@@ -7189,6 +7883,7 @@
         <w:spacing w:line="360" w:lineRule="auto"/>
         <w:ind w:firstLineChars="200" w:firstLine="480"/>
         <w:rPr>
+          <w:rFonts w:hint="eastAsia"/>
           <w:lang w:eastAsia="zh-CN"/>
         </w:rPr>
       </w:pPr>
@@ -7205,6 +7900,7 @@
         <w:spacing w:line="360" w:lineRule="auto"/>
         <w:ind w:firstLineChars="200" w:firstLine="480"/>
         <w:rPr>
+          <w:rFonts w:hint="eastAsia"/>
           <w:lang w:eastAsia="zh-CN"/>
         </w:rPr>
       </w:pPr>
@@ -7251,6 +7947,7 @@
         <w:spacing w:before="240" w:after="120" w:line="360" w:lineRule="auto"/>
         <w:outlineLvl w:val="1"/>
         <w:rPr>
+          <w:rFonts w:hint="eastAsia"/>
           <w:lang w:eastAsia="zh-CN"/>
         </w:rPr>
       </w:pPr>
@@ -7296,6 +7993,9 @@
           <w:p>
             <w:pPr>
               <w:spacing w:line="300" w:lineRule="auto"/>
+              <w:rPr>
+                <w:rFonts w:hint="eastAsia"/>
+              </w:rPr>
             </w:pPr>
             <w:r>
               <w:rPr>
@@ -7314,6 +8014,9 @@
           <w:p>
             <w:pPr>
               <w:spacing w:line="300" w:lineRule="auto"/>
+              <w:rPr>
+                <w:rFonts w:hint="eastAsia"/>
+              </w:rPr>
             </w:pPr>
             <w:r>
               <w:rPr>
@@ -7332,6 +8035,9 @@
           <w:p>
             <w:pPr>
               <w:spacing w:line="300" w:lineRule="auto"/>
+              <w:rPr>
+                <w:rFonts w:hint="eastAsia"/>
+              </w:rPr>
             </w:pPr>
             <w:r>
               <w:rPr>
@@ -7350,6 +8056,9 @@
           <w:p>
             <w:pPr>
               <w:spacing w:line="300" w:lineRule="auto"/>
+              <w:rPr>
+                <w:rFonts w:hint="eastAsia"/>
+              </w:rPr>
             </w:pPr>
             <w:r>
               <w:rPr>
@@ -7368,6 +8077,9 @@
           <w:p>
             <w:pPr>
               <w:spacing w:line="300" w:lineRule="auto"/>
+              <w:rPr>
+                <w:rFonts w:hint="eastAsia"/>
+              </w:rPr>
             </w:pPr>
             <w:r>
               <w:rPr>
@@ -7386,6 +8098,9 @@
           <w:p>
             <w:pPr>
               <w:spacing w:line="300" w:lineRule="auto"/>
+              <w:rPr>
+                <w:rFonts w:hint="eastAsia"/>
+              </w:rPr>
             </w:pPr>
             <w:r>
               <w:rPr>
@@ -7404,6 +8119,9 @@
           <w:p>
             <w:pPr>
               <w:spacing w:line="300" w:lineRule="auto"/>
+              <w:rPr>
+                <w:rFonts w:hint="eastAsia"/>
+              </w:rPr>
             </w:pPr>
             <w:r>
               <w:rPr>
@@ -7422,6 +8140,9 @@
           <w:p>
             <w:pPr>
               <w:spacing w:line="300" w:lineRule="auto"/>
+              <w:rPr>
+                <w:rFonts w:hint="eastAsia"/>
+              </w:rPr>
             </w:pPr>
             <w:r>
               <w:rPr>
@@ -7442,6 +8163,9 @@
           <w:p>
             <w:pPr>
               <w:spacing w:line="300" w:lineRule="auto"/>
+              <w:rPr>
+                <w:rFonts w:hint="eastAsia"/>
+              </w:rPr>
             </w:pPr>
             <w:r>
               <w:rPr>
@@ -7459,66 +8183,87 @@
           <w:p>
             <w:pPr>
               <w:spacing w:line="300" w:lineRule="auto"/>
-            </w:pPr>
-          </w:p>
-        </w:tc>
-        <w:tc>
-          <w:tcPr>
-            <w:tcW w:w="0" w:type="auto"/>
-          </w:tcPr>
-          <w:p>
-            <w:pPr>
-              <w:spacing w:line="300" w:lineRule="auto"/>
-            </w:pPr>
-          </w:p>
-        </w:tc>
-        <w:tc>
-          <w:tcPr>
-            <w:tcW w:w="0" w:type="auto"/>
-          </w:tcPr>
-          <w:p>
-            <w:pPr>
-              <w:spacing w:line="300" w:lineRule="auto"/>
-            </w:pPr>
-          </w:p>
-        </w:tc>
-        <w:tc>
-          <w:tcPr>
-            <w:tcW w:w="0" w:type="auto"/>
-          </w:tcPr>
-          <w:p>
-            <w:pPr>
-              <w:spacing w:line="300" w:lineRule="auto"/>
-            </w:pPr>
-          </w:p>
-        </w:tc>
-        <w:tc>
-          <w:tcPr>
-            <w:tcW w:w="0" w:type="auto"/>
-          </w:tcPr>
-          <w:p>
-            <w:pPr>
-              <w:spacing w:line="300" w:lineRule="auto"/>
-            </w:pPr>
-          </w:p>
-        </w:tc>
-        <w:tc>
-          <w:tcPr>
-            <w:tcW w:w="0" w:type="auto"/>
-          </w:tcPr>
-          <w:p>
-            <w:pPr>
-              <w:spacing w:line="300" w:lineRule="auto"/>
-            </w:pPr>
-          </w:p>
-        </w:tc>
-        <w:tc>
-          <w:tcPr>
-            <w:tcW w:w="0" w:type="auto"/>
-          </w:tcPr>
-          <w:p>
-            <w:pPr>
-              <w:spacing w:line="300" w:lineRule="auto"/>
+              <w:rPr>
+                <w:rFonts w:hint="eastAsia"/>
+              </w:rPr>
+            </w:pPr>
+          </w:p>
+        </w:tc>
+        <w:tc>
+          <w:tcPr>
+            <w:tcW w:w="0" w:type="auto"/>
+          </w:tcPr>
+          <w:p>
+            <w:pPr>
+              <w:spacing w:line="300" w:lineRule="auto"/>
+              <w:rPr>
+                <w:rFonts w:hint="eastAsia"/>
+              </w:rPr>
+            </w:pPr>
+          </w:p>
+        </w:tc>
+        <w:tc>
+          <w:tcPr>
+            <w:tcW w:w="0" w:type="auto"/>
+          </w:tcPr>
+          <w:p>
+            <w:pPr>
+              <w:spacing w:line="300" w:lineRule="auto"/>
+              <w:rPr>
+                <w:rFonts w:hint="eastAsia"/>
+              </w:rPr>
+            </w:pPr>
+          </w:p>
+        </w:tc>
+        <w:tc>
+          <w:tcPr>
+            <w:tcW w:w="0" w:type="auto"/>
+          </w:tcPr>
+          <w:p>
+            <w:pPr>
+              <w:spacing w:line="300" w:lineRule="auto"/>
+              <w:rPr>
+                <w:rFonts w:hint="eastAsia"/>
+              </w:rPr>
+            </w:pPr>
+          </w:p>
+        </w:tc>
+        <w:tc>
+          <w:tcPr>
+            <w:tcW w:w="0" w:type="auto"/>
+          </w:tcPr>
+          <w:p>
+            <w:pPr>
+              <w:spacing w:line="300" w:lineRule="auto"/>
+              <w:rPr>
+                <w:rFonts w:hint="eastAsia"/>
+              </w:rPr>
+            </w:pPr>
+          </w:p>
+        </w:tc>
+        <w:tc>
+          <w:tcPr>
+            <w:tcW w:w="0" w:type="auto"/>
+          </w:tcPr>
+          <w:p>
+            <w:pPr>
+              <w:spacing w:line="300" w:lineRule="auto"/>
+              <w:rPr>
+                <w:rFonts w:hint="eastAsia"/>
+              </w:rPr>
+            </w:pPr>
+          </w:p>
+        </w:tc>
+        <w:tc>
+          <w:tcPr>
+            <w:tcW w:w="0" w:type="auto"/>
+          </w:tcPr>
+          <w:p>
+            <w:pPr>
+              <w:spacing w:line="300" w:lineRule="auto"/>
+              <w:rPr>
+                <w:rFonts w:hint="eastAsia"/>
+              </w:rPr>
             </w:pPr>
           </w:p>
         </w:tc>
@@ -7531,6 +8276,9 @@
           <w:p>
             <w:pPr>
               <w:spacing w:line="300" w:lineRule="auto"/>
+              <w:rPr>
+                <w:rFonts w:hint="eastAsia"/>
+              </w:rPr>
             </w:pPr>
             <w:r>
               <w:rPr>
@@ -7548,76 +8296,106 @@
           <w:p>
             <w:pPr>
               <w:spacing w:line="300" w:lineRule="auto"/>
-            </w:pPr>
-          </w:p>
-        </w:tc>
-        <w:tc>
-          <w:tcPr>
-            <w:tcW w:w="0" w:type="auto"/>
-          </w:tcPr>
-          <w:p>
-            <w:pPr>
-              <w:spacing w:line="300" w:lineRule="auto"/>
-            </w:pPr>
-          </w:p>
-        </w:tc>
-        <w:tc>
-          <w:tcPr>
-            <w:tcW w:w="0" w:type="auto"/>
-          </w:tcPr>
-          <w:p>
-            <w:pPr>
-              <w:spacing w:line="300" w:lineRule="auto"/>
-            </w:pPr>
-          </w:p>
-        </w:tc>
-        <w:tc>
-          <w:tcPr>
-            <w:tcW w:w="0" w:type="auto"/>
-          </w:tcPr>
-          <w:p>
-            <w:pPr>
-              <w:spacing w:line="300" w:lineRule="auto"/>
-            </w:pPr>
-          </w:p>
-        </w:tc>
-        <w:tc>
-          <w:tcPr>
-            <w:tcW w:w="0" w:type="auto"/>
-          </w:tcPr>
-          <w:p>
-            <w:pPr>
-              <w:spacing w:line="300" w:lineRule="auto"/>
-            </w:pPr>
-          </w:p>
-        </w:tc>
-        <w:tc>
-          <w:tcPr>
-            <w:tcW w:w="0" w:type="auto"/>
-          </w:tcPr>
-          <w:p>
-            <w:pPr>
-              <w:spacing w:line="300" w:lineRule="auto"/>
-            </w:pPr>
-          </w:p>
-        </w:tc>
-        <w:tc>
-          <w:tcPr>
-            <w:tcW w:w="0" w:type="auto"/>
-          </w:tcPr>
-          <w:p>
-            <w:pPr>
-              <w:spacing w:line="300" w:lineRule="auto"/>
+              <w:rPr>
+                <w:rFonts w:hint="eastAsia"/>
+              </w:rPr>
+            </w:pPr>
+          </w:p>
+        </w:tc>
+        <w:tc>
+          <w:tcPr>
+            <w:tcW w:w="0" w:type="auto"/>
+          </w:tcPr>
+          <w:p>
+            <w:pPr>
+              <w:spacing w:line="300" w:lineRule="auto"/>
+              <w:rPr>
+                <w:rFonts w:hint="eastAsia"/>
+              </w:rPr>
+            </w:pPr>
+          </w:p>
+        </w:tc>
+        <w:tc>
+          <w:tcPr>
+            <w:tcW w:w="0" w:type="auto"/>
+          </w:tcPr>
+          <w:p>
+            <w:pPr>
+              <w:spacing w:line="300" w:lineRule="auto"/>
+              <w:rPr>
+                <w:rFonts w:hint="eastAsia"/>
+              </w:rPr>
+            </w:pPr>
+          </w:p>
+        </w:tc>
+        <w:tc>
+          <w:tcPr>
+            <w:tcW w:w="0" w:type="auto"/>
+          </w:tcPr>
+          <w:p>
+            <w:pPr>
+              <w:spacing w:line="300" w:lineRule="auto"/>
+              <w:rPr>
+                <w:rFonts w:hint="eastAsia"/>
+              </w:rPr>
+            </w:pPr>
+          </w:p>
+        </w:tc>
+        <w:tc>
+          <w:tcPr>
+            <w:tcW w:w="0" w:type="auto"/>
+          </w:tcPr>
+          <w:p>
+            <w:pPr>
+              <w:spacing w:line="300" w:lineRule="auto"/>
+              <w:rPr>
+                <w:rFonts w:hint="eastAsia"/>
+              </w:rPr>
+            </w:pPr>
+          </w:p>
+        </w:tc>
+        <w:tc>
+          <w:tcPr>
+            <w:tcW w:w="0" w:type="auto"/>
+          </w:tcPr>
+          <w:p>
+            <w:pPr>
+              <w:spacing w:line="300" w:lineRule="auto"/>
+              <w:rPr>
+                <w:rFonts w:hint="eastAsia"/>
+              </w:rPr>
+            </w:pPr>
+          </w:p>
+        </w:tc>
+        <w:tc>
+          <w:tcPr>
+            <w:tcW w:w="0" w:type="auto"/>
+          </w:tcPr>
+          <w:p>
+            <w:pPr>
+              <w:spacing w:line="300" w:lineRule="auto"/>
+              <w:rPr>
+                <w:rFonts w:hint="eastAsia"/>
+              </w:rPr>
             </w:pPr>
           </w:p>
         </w:tc>
       </w:tr>
     </w:tbl>
-    <w:p/>
+    <w:p>
+      <w:pPr>
+        <w:rPr>
+          <w:rFonts w:hint="eastAsia"/>
+        </w:rPr>
+      </w:pPr>
+    </w:p>
     <w:p>
       <w:pPr>
         <w:spacing w:before="240" w:after="120" w:line="360" w:lineRule="auto"/>
         <w:outlineLvl w:val="1"/>
+        <w:rPr>
+          <w:rFonts w:hint="eastAsia"/>
+        </w:rPr>
       </w:pPr>
       <w:r>
         <w:rPr>
@@ -7634,6 +8412,7 @@
         <w:spacing w:line="360" w:lineRule="auto"/>
         <w:ind w:firstLineChars="200" w:firstLine="480"/>
         <w:rPr>
+          <w:rFonts w:hint="eastAsia"/>
           <w:lang w:eastAsia="zh-CN"/>
         </w:rPr>
       </w:pPr>
@@ -7650,6 +8429,7 @@
         <w:spacing w:line="360" w:lineRule="auto"/>
         <w:ind w:firstLineChars="200" w:firstLine="480"/>
         <w:rPr>
+          <w:rFonts w:hint="eastAsia"/>
           <w:lang w:eastAsia="zh-CN"/>
         </w:rPr>
       </w:pPr>
@@ -7666,6 +8446,7 @@
         <w:spacing w:line="360" w:lineRule="auto"/>
         <w:ind w:firstLineChars="200" w:firstLine="480"/>
         <w:rPr>
+          <w:rFonts w:hint="eastAsia"/>
           <w:lang w:eastAsia="zh-CN"/>
         </w:rPr>
       </w:pPr>
@@ -7682,6 +8463,7 @@
         <w:spacing w:line="360" w:lineRule="auto"/>
         <w:ind w:firstLineChars="200" w:firstLine="480"/>
         <w:rPr>
+          <w:rFonts w:hint="eastAsia"/>
           <w:lang w:eastAsia="zh-CN"/>
         </w:rPr>
       </w:pPr>
@@ -7698,6 +8480,7 @@
         <w:spacing w:line="360" w:lineRule="auto"/>
         <w:ind w:firstLineChars="200" w:firstLine="480"/>
         <w:rPr>
+          <w:rFonts w:hint="eastAsia"/>
           <w:lang w:eastAsia="zh-CN"/>
         </w:rPr>
       </w:pPr>
@@ -7715,6 +8498,7 @@
         <w:spacing w:line="360" w:lineRule="auto"/>
         <w:ind w:firstLineChars="200" w:firstLine="480"/>
         <w:rPr>
+          <w:rFonts w:hint="eastAsia"/>
           <w:lang w:eastAsia="zh-CN"/>
         </w:rPr>
       </w:pPr>
@@ -7731,6 +8515,7 @@
         <w:spacing w:line="360" w:lineRule="auto"/>
         <w:ind w:firstLineChars="200" w:firstLine="480"/>
         <w:rPr>
+          <w:rFonts w:hint="eastAsia"/>
           <w:lang w:eastAsia="zh-CN"/>
         </w:rPr>
       </w:pPr>
@@ -7748,6 +8533,7 @@
         <w:jc w:val="center"/>
         <w:outlineLvl w:val="0"/>
         <w:rPr>
+          <w:rFonts w:hint="eastAsia"/>
           <w:lang w:eastAsia="zh-CN"/>
         </w:rPr>
       </w:pPr>
@@ -7767,6 +8553,7 @@
         <w:spacing w:line="360" w:lineRule="auto"/>
         <w:ind w:firstLineChars="200" w:firstLine="480"/>
         <w:rPr>
+          <w:rFonts w:hint="eastAsia"/>
           <w:lang w:eastAsia="zh-CN"/>
         </w:rPr>
       </w:pPr>
@@ -7783,6 +8570,7 @@
         <w:spacing w:line="360" w:lineRule="auto"/>
         <w:ind w:firstLineChars="200" w:firstLine="480"/>
         <w:rPr>
+          <w:rFonts w:hint="eastAsia"/>
           <w:lang w:eastAsia="zh-CN"/>
         </w:rPr>
       </w:pPr>
@@ -7799,6 +8587,7 @@
         <w:spacing w:line="360" w:lineRule="auto"/>
         <w:ind w:firstLineChars="200" w:firstLine="480"/>
         <w:rPr>
+          <w:rFonts w:hint="eastAsia"/>
           <w:lang w:eastAsia="zh-CN"/>
         </w:rPr>
       </w:pPr>
@@ -7815,6 +8604,7 @@
         <w:spacing w:line="360" w:lineRule="auto"/>
         <w:ind w:firstLineChars="200" w:firstLine="480"/>
         <w:rPr>
+          <w:rFonts w:hint="eastAsia"/>
           <w:lang w:eastAsia="zh-CN"/>
         </w:rPr>
       </w:pPr>
@@ -7830,6 +8620,9 @@
       <w:pPr>
         <w:spacing w:line="360" w:lineRule="auto"/>
         <w:ind w:firstLineChars="200" w:firstLine="480"/>
+        <w:rPr>
+          <w:rFonts w:hint="eastAsia"/>
+        </w:rPr>
       </w:pPr>
       <w:r>
         <w:rPr>
@@ -7842,6 +8635,9 @@
       <w:pPr>
         <w:spacing w:line="360" w:lineRule="auto"/>
         <w:ind w:firstLineChars="200" w:firstLine="480"/>
+        <w:rPr>
+          <w:rFonts w:hint="eastAsia"/>
+        </w:rPr>
       </w:pPr>
       <w:r>
         <w:rPr>
@@ -7855,6 +8651,9 @@
         <w:spacing w:before="240" w:after="120" w:line="360" w:lineRule="auto"/>
         <w:jc w:val="center"/>
         <w:outlineLvl w:val="0"/>
+        <w:rPr>
+          <w:rFonts w:hint="eastAsia"/>
+        </w:rPr>
       </w:pPr>
       <w:r>
         <w:rPr>
@@ -7892,6 +8691,9 @@
           <w:p>
             <w:pPr>
               <w:spacing w:line="300" w:lineRule="auto"/>
+              <w:rPr>
+                <w:rFonts w:hint="eastAsia"/>
+              </w:rPr>
             </w:pPr>
             <w:r>
               <w:rPr>
@@ -7910,6 +8712,9 @@
           <w:p>
             <w:pPr>
               <w:spacing w:line="300" w:lineRule="auto"/>
+              <w:rPr>
+                <w:rFonts w:hint="eastAsia"/>
+              </w:rPr>
             </w:pPr>
             <w:r>
               <w:rPr>
@@ -7928,6 +8733,9 @@
           <w:p>
             <w:pPr>
               <w:spacing w:line="300" w:lineRule="auto"/>
+              <w:rPr>
+                <w:rFonts w:hint="eastAsia"/>
+              </w:rPr>
             </w:pPr>
             <w:r>
               <w:rPr>
@@ -7948,6 +8756,9 @@
           <w:p>
             <w:pPr>
               <w:spacing w:line="300" w:lineRule="auto"/>
+              <w:rPr>
+                <w:rFonts w:hint="eastAsia"/>
+              </w:rPr>
             </w:pPr>
             <w:r>
               <w:rPr>
@@ -7966,6 +8777,7 @@
             <w:pPr>
               <w:spacing w:line="300" w:lineRule="auto"/>
               <w:rPr>
+                <w:rFonts w:hint="eastAsia"/>
                 <w:lang w:eastAsia="zh-CN"/>
               </w:rPr>
             </w:pPr>
@@ -7986,6 +8798,9 @@
           <w:p>
             <w:pPr>
               <w:spacing w:line="300" w:lineRule="auto"/>
+              <w:rPr>
+                <w:rFonts w:hint="eastAsia"/>
+              </w:rPr>
             </w:pPr>
             <w:r>
               <w:rPr>
@@ -8005,6 +8820,9 @@
           <w:p>
             <w:pPr>
               <w:spacing w:line="300" w:lineRule="auto"/>
+              <w:rPr>
+                <w:rFonts w:hint="eastAsia"/>
+              </w:rPr>
             </w:pPr>
             <w:r>
               <w:rPr>
@@ -8023,6 +8841,7 @@
             <w:pPr>
               <w:spacing w:line="300" w:lineRule="auto"/>
               <w:rPr>
+                <w:rFonts w:hint="eastAsia"/>
                 <w:lang w:eastAsia="zh-CN"/>
               </w:rPr>
             </w:pPr>
@@ -8043,6 +8862,9 @@
           <w:p>
             <w:pPr>
               <w:spacing w:line="300" w:lineRule="auto"/>
+              <w:rPr>
+                <w:rFonts w:hint="eastAsia"/>
+              </w:rPr>
             </w:pPr>
             <w:r>
               <w:rPr>
@@ -8062,6 +8884,9 @@
           <w:p>
             <w:pPr>
               <w:spacing w:line="300" w:lineRule="auto"/>
+              <w:rPr>
+                <w:rFonts w:hint="eastAsia"/>
+              </w:rPr>
             </w:pPr>
             <w:r>
               <w:rPr>
@@ -8080,6 +8905,9 @@
           <w:p>
             <w:pPr>
               <w:spacing w:line="300" w:lineRule="auto"/>
+              <w:rPr>
+                <w:rFonts w:hint="eastAsia"/>
+              </w:rPr>
             </w:pPr>
             <w:r>
               <w:rPr>
@@ -8098,6 +8926,7 @@
             <w:pPr>
               <w:spacing w:line="300" w:lineRule="auto"/>
               <w:rPr>
+                <w:rFonts w:hint="eastAsia"/>
                 <w:lang w:eastAsia="zh-CN"/>
               </w:rPr>
             </w:pPr>
@@ -8120,6 +8949,9 @@
           <w:p>
             <w:pPr>
               <w:spacing w:line="300" w:lineRule="auto"/>
+              <w:rPr>
+                <w:rFonts w:hint="eastAsia"/>
+              </w:rPr>
             </w:pPr>
             <w:r>
               <w:rPr>
@@ -8137,6 +8969,9 @@
           <w:p>
             <w:pPr>
               <w:spacing w:line="300" w:lineRule="auto"/>
+              <w:rPr>
+                <w:rFonts w:hint="eastAsia"/>
+              </w:rPr>
             </w:pPr>
             <w:r>
               <w:rPr>
@@ -8154,6 +8989,9 @@
           <w:p>
             <w:pPr>
               <w:spacing w:line="300" w:lineRule="auto"/>
+              <w:rPr>
+                <w:rFonts w:hint="eastAsia"/>
+              </w:rPr>
             </w:pPr>
             <w:r>
               <w:rPr>
@@ -8173,6 +9011,9 @@
           <w:p>
             <w:pPr>
               <w:spacing w:line="300" w:lineRule="auto"/>
+              <w:rPr>
+                <w:rFonts w:hint="eastAsia"/>
+              </w:rPr>
             </w:pPr>
             <w:r>
               <w:rPr>
@@ -8190,6 +9031,9 @@
           <w:p>
             <w:pPr>
               <w:spacing w:line="300" w:lineRule="auto"/>
+              <w:rPr>
+                <w:rFonts w:hint="eastAsia"/>
+              </w:rPr>
             </w:pPr>
             <w:r>
               <w:rPr>
@@ -8207,6 +9051,9 @@
           <w:p>
             <w:pPr>
               <w:spacing w:line="300" w:lineRule="auto"/>
+              <w:rPr>
+                <w:rFonts w:hint="eastAsia"/>
+              </w:rPr>
             </w:pPr>
             <w:r>
               <w:rPr>
@@ -8226,6 +9073,9 @@
           <w:p>
             <w:pPr>
               <w:spacing w:line="300" w:lineRule="auto"/>
+              <w:rPr>
+                <w:rFonts w:hint="eastAsia"/>
+              </w:rPr>
             </w:pPr>
             <w:r>
               <w:rPr>
@@ -8243,6 +9093,9 @@
           <w:p>
             <w:pPr>
               <w:spacing w:line="300" w:lineRule="auto"/>
+              <w:rPr>
+                <w:rFonts w:hint="eastAsia"/>
+              </w:rPr>
             </w:pPr>
             <w:r>
               <w:rPr>
@@ -8260,6 +9113,9 @@
           <w:p>
             <w:pPr>
               <w:spacing w:line="300" w:lineRule="auto"/>
+              <w:rPr>
+                <w:rFonts w:hint="eastAsia"/>
+              </w:rPr>
             </w:pPr>
             <w:r>
               <w:rPr>
@@ -8279,6 +9135,9 @@
           <w:p>
             <w:pPr>
               <w:spacing w:line="300" w:lineRule="auto"/>
+              <w:rPr>
+                <w:rFonts w:hint="eastAsia"/>
+              </w:rPr>
             </w:pPr>
             <w:r>
               <w:rPr>
@@ -8297,6 +9156,7 @@
             <w:pPr>
               <w:spacing w:line="300" w:lineRule="auto"/>
               <w:rPr>
+                <w:rFonts w:hint="eastAsia"/>
                 <w:lang w:eastAsia="zh-CN"/>
               </w:rPr>
             </w:pPr>
@@ -8317,6 +9177,9 @@
           <w:p>
             <w:pPr>
               <w:spacing w:line="300" w:lineRule="auto"/>
+              <w:rPr>
+                <w:rFonts w:hint="eastAsia"/>
+              </w:rPr>
             </w:pPr>
             <w:r>
               <w:rPr>
@@ -8336,6 +9199,9 @@
           <w:p>
             <w:pPr>
               <w:spacing w:line="300" w:lineRule="auto"/>
+              <w:rPr>
+                <w:rFonts w:hint="eastAsia"/>
+              </w:rPr>
             </w:pPr>
             <w:r>
               <w:rPr>
@@ -8354,6 +9220,7 @@
             <w:pPr>
               <w:spacing w:line="300" w:lineRule="auto"/>
               <w:rPr>
+                <w:rFonts w:hint="eastAsia"/>
                 <w:lang w:eastAsia="zh-CN"/>
               </w:rPr>
             </w:pPr>
@@ -8375,6 +9242,7 @@
             <w:pPr>
               <w:spacing w:line="300" w:lineRule="auto"/>
               <w:rPr>
+                <w:rFonts w:hint="eastAsia"/>
                 <w:lang w:eastAsia="zh-CN"/>
               </w:rPr>
             </w:pPr>
@@ -8393,6 +9261,7 @@
     <w:p>
       <w:pPr>
         <w:rPr>
+          <w:rFonts w:hint="eastAsia"/>
           <w:lang w:eastAsia="zh-CN"/>
         </w:rPr>
       </w:pPr>
@@ -8402,6 +9271,7 @@
         <w:spacing w:line="360" w:lineRule="auto"/>
         <w:jc w:val="center"/>
         <w:rPr>
+          <w:rFonts w:hint="eastAsia"/>
           <w:lang w:eastAsia="zh-CN"/>
         </w:rPr>
       </w:pPr>
@@ -8430,6 +9300,9 @@
     <w:p>
       <w:pPr>
         <w:spacing w:after="0" w:line="240" w:lineRule="auto"/>
+        <w:rPr>
+          <w:rFonts w:hint="eastAsia"/>
+        </w:rPr>
       </w:pPr>
       <w:r>
         <w:separator/>
@@ -8440,6 +9313,9 @@
     <w:p>
       <w:pPr>
         <w:spacing w:after="0" w:line="240" w:lineRule="auto"/>
+        <w:rPr>
+          <w:rFonts w:hint="eastAsia"/>
+        </w:rPr>
       </w:pPr>
       <w:r>
         <w:continuationSeparator/>
@@ -8455,6 +9331,9 @@
     <w:pPr>
       <w:pStyle w:val="a7"/>
       <w:jc w:val="center"/>
+      <w:rPr>
+        <w:rFonts w:hint="eastAsia"/>
+      </w:rPr>
     </w:pPr>
     <w:r>
       <w:rPr>
@@ -8497,6 +9376,9 @@
     <w:p>
       <w:pPr>
         <w:spacing w:after="0" w:line="240" w:lineRule="auto"/>
+        <w:rPr>
+          <w:rFonts w:hint="eastAsia"/>
+        </w:rPr>
       </w:pPr>
       <w:r>
         <w:separator/>
@@ -8507,6 +9389,9 @@
     <w:p>
       <w:pPr>
         <w:spacing w:after="0" w:line="240" w:lineRule="auto"/>
+        <w:rPr>
+          <w:rFonts w:hint="eastAsia"/>
+        </w:rPr>
       </w:pPr>
       <w:r>
         <w:continuationSeparator/>
@@ -8518,6 +9403,7 @@
       <w:pPr>
         <w:spacing w:line="240" w:lineRule="auto"/>
         <w:rPr>
+          <w:rFonts w:hint="eastAsia"/>
           <w:lang w:eastAsia="zh-CN"/>
         </w:rPr>
       </w:pPr>
@@ -8542,6 +9428,7 @@
       <w:pPr>
         <w:spacing w:line="240" w:lineRule="auto"/>
         <w:rPr>
+          <w:rFonts w:hint="eastAsia"/>
           <w:lang w:eastAsia="zh-CN"/>
         </w:rPr>
       </w:pPr>
@@ -8566,6 +9453,7 @@
       <w:pPr>
         <w:spacing w:line="240" w:lineRule="auto"/>
         <w:rPr>
+          <w:rFonts w:hint="eastAsia"/>
           <w:lang w:eastAsia="zh-CN"/>
         </w:rPr>
       </w:pPr>
@@ -8590,6 +9478,7 @@
       <w:pPr>
         <w:spacing w:line="240" w:lineRule="auto"/>
         <w:rPr>
+          <w:rFonts w:hint="eastAsia"/>
           <w:lang w:eastAsia="zh-CN"/>
         </w:rPr>
       </w:pPr>
@@ -8614,6 +9503,7 @@
       <w:pPr>
         <w:spacing w:line="240" w:lineRule="auto"/>
         <w:rPr>
+          <w:rFonts w:hint="eastAsia"/>
           <w:lang w:eastAsia="zh-CN"/>
         </w:rPr>
       </w:pPr>
@@ -8638,6 +9528,7 @@
       <w:pPr>
         <w:spacing w:line="240" w:lineRule="auto"/>
         <w:rPr>
+          <w:rFonts w:hint="eastAsia"/>
           <w:lang w:eastAsia="zh-CN"/>
         </w:rPr>
       </w:pPr>
@@ -8662,6 +9553,7 @@
       <w:pPr>
         <w:spacing w:line="240" w:lineRule="auto"/>
         <w:rPr>
+          <w:rFonts w:hint="eastAsia"/>
           <w:lang w:eastAsia="zh-CN"/>
         </w:rPr>
       </w:pPr>
@@ -8686,6 +9578,7 @@
       <w:pPr>
         <w:spacing w:line="240" w:lineRule="auto"/>
         <w:rPr>
+          <w:rFonts w:hint="eastAsia"/>
           <w:lang w:eastAsia="zh-CN"/>
         </w:rPr>
       </w:pPr>
@@ -8710,6 +9603,7 @@
       <w:pPr>
         <w:spacing w:line="240" w:lineRule="auto"/>
         <w:rPr>
+          <w:rFonts w:hint="eastAsia"/>
           <w:lang w:eastAsia="zh-CN"/>
         </w:rPr>
       </w:pPr>
@@ -8734,6 +9628,7 @@
       <w:pPr>
         <w:spacing w:line="240" w:lineRule="auto"/>
         <w:rPr>
+          <w:rFonts w:hint="eastAsia"/>
           <w:lang w:eastAsia="zh-CN"/>
         </w:rPr>
       </w:pPr>
@@ -8758,6 +9653,7 @@
       <w:pPr>
         <w:spacing w:line="240" w:lineRule="auto"/>
         <w:rPr>
+          <w:rFonts w:hint="eastAsia"/>
           <w:lang w:eastAsia="zh-CN"/>
         </w:rPr>
       </w:pPr>
@@ -8782,6 +9678,7 @@
       <w:pPr>
         <w:spacing w:line="240" w:lineRule="auto"/>
         <w:rPr>
+          <w:rFonts w:hint="eastAsia"/>
           <w:lang w:eastAsia="zh-CN"/>
         </w:rPr>
       </w:pPr>
@@ -8806,6 +9703,7 @@
       <w:pPr>
         <w:spacing w:line="240" w:lineRule="auto"/>
         <w:rPr>
+          <w:rFonts w:hint="eastAsia"/>
           <w:lang w:eastAsia="zh-CN"/>
         </w:rPr>
       </w:pPr>
